--- a/WerkstattPilot/02_dokumentation/aufgabe_4_design/werkstattpilot_aufgabe4_designmodell.docx
+++ b/WerkstattPilot/02_dokumentation/aufgabe_4_design/werkstattpilot_aufgabe4_designmodell.docx
@@ -1797,6 +1797,12 @@
     <w:sdt>
       <w:sdtPr>
         <w:rPr>
+          <w:rFonts w:eastAsiaTheme="minorEastAsia" w:cstheme="minorBidi"/>
+          <w:b w:val="0"/>
+          <w:bCs w:val="0"/>
+          <w:color w:val="auto"/>
+          <w:sz w:val="20"/>
+          <w:szCs w:val="22"/>
           <w:lang w:val="de-DE"/>
         </w:rPr>
         <w:id w:val="-262541648"/>
@@ -1807,10 +1813,6 @@
       </w:sdtPr>
       <w:sdtEndPr>
         <w:rPr>
-          <w:rFonts w:eastAsiaTheme="minorEastAsia" w:cstheme="minorBidi"/>
-          <w:color w:val="auto"/>
-          <w:sz w:val="20"/>
-          <w:szCs w:val="22"/>
           <w:lang w:val="en-US"/>
         </w:rPr>
       </w:sdtEndPr>
@@ -3863,6 +3865,7 @@
         <w:rPr>
           <w:color w:val="1F4E79"/>
           <w:sz w:val="30"/>
+          <w:lang w:val="de-CH"/>
         </w:rPr>
       </w:pPr>
       <w:bookmarkStart w:id="3" w:name="_Toc231668319"/>
@@ -3870,6 +3873,7 @@
         <w:rPr>
           <w:color w:val="1F4E79"/>
           <w:sz w:val="30"/>
+          <w:lang w:val="de-CH"/>
         </w:rPr>
         <w:lastRenderedPageBreak/>
         <w:t>1 Ziel und Grundlage des Designmodells</w:t>
@@ -4431,6 +4435,7 @@
         <w:rPr>
           <w:color w:val="1F4E79"/>
           <w:sz w:val="30"/>
+          <w:lang w:val="de-CH"/>
         </w:rPr>
       </w:pPr>
       <w:bookmarkStart w:id="4" w:name="_Toc231668320"/>
@@ -4438,40 +4443,9 @@
         <w:rPr>
           <w:color w:val="1F4E79"/>
           <w:sz w:val="30"/>
+          <w:lang w:val="de-CH"/>
         </w:rPr>
-        <w:t xml:space="preserve">2 </w:t>
-      </w:r>
-      <w:proofErr w:type="spellStart"/>
-      <w:r>
-        <w:rPr>
-          <w:color w:val="1F4E79"/>
-          <w:sz w:val="30"/>
-        </w:rPr>
-        <w:t>Umfang</w:t>
-      </w:r>
-      <w:proofErr w:type="spellEnd"/>
-      <w:r>
-        <w:rPr>
-          <w:color w:val="1F4E79"/>
-          <w:sz w:val="30"/>
-        </w:rPr>
-        <w:t xml:space="preserve">, </w:t>
-      </w:r>
-      <w:proofErr w:type="spellStart"/>
-      <w:r>
-        <w:rPr>
-          <w:color w:val="1F4E79"/>
-          <w:sz w:val="30"/>
-        </w:rPr>
-        <w:t>Annahmen</w:t>
-      </w:r>
-      <w:proofErr w:type="spellEnd"/>
-      <w:r>
-        <w:rPr>
-          <w:color w:val="1F4E79"/>
-          <w:sz w:val="30"/>
-        </w:rPr>
-        <w:t xml:space="preserve"> und Konsistenzkorrekturen</w:t>
+        <w:t>2 Umfang, Annahmen und Konsistenzkorrekturen</w:t>
       </w:r>
       <w:bookmarkEnd w:id="4"/>
     </w:p>
@@ -4482,6 +4456,7 @@
         <w:rPr>
           <w:color w:val="1F4E79"/>
           <w:sz w:val="24"/>
+          <w:lang w:val="de-CH"/>
         </w:rPr>
       </w:pPr>
       <w:bookmarkStart w:id="5" w:name="_Toc231668321"/>
@@ -4489,6 +4464,7 @@
         <w:rPr>
           <w:color w:val="1F4E79"/>
           <w:sz w:val="24"/>
+          <w:lang w:val="de-CH"/>
         </w:rPr>
         <w:t>2.1 Umfang der ersten Iteration</w:t>
       </w:r>
@@ -4708,7 +4684,7 @@
                 <w:sz w:val="16"/>
                 <w:lang w:val="de-CH"/>
               </w:rPr>
-              <w:t>Auftrag mit Kundendaten, Fahrzeugkennzeichen, Beanstandung und Termin erstellen.</w:t>
+              <w:t>Auftrag nur mit einer Auftragsnummer und dem initialen Status erstellen</w:t>
             </w:r>
           </w:p>
         </w:tc>
@@ -5397,6 +5373,7 @@
         <w:rPr>
           <w:color w:val="1F4E79"/>
           <w:sz w:val="24"/>
+          <w:lang w:val="de-CH"/>
         </w:rPr>
       </w:pPr>
       <w:bookmarkStart w:id="7" w:name="_Toc231668323"/>
@@ -5404,6 +5381,7 @@
         <w:rPr>
           <w:color w:val="1F4E79"/>
           <w:sz w:val="24"/>
+          <w:lang w:val="de-CH"/>
         </w:rPr>
         <w:t xml:space="preserve">2.3 Konsistenzkorrektur: </w:t>
       </w:r>
@@ -5412,6 +5390,7 @@
         <w:rPr>
           <w:color w:val="1F4E79"/>
           <w:sz w:val="24"/>
+          <w:lang w:val="de-CH"/>
         </w:rPr>
         <w:t>MariaDB</w:t>
       </w:r>
@@ -5420,6 +5399,7 @@
         <w:rPr>
           <w:color w:val="1F4E79"/>
           <w:sz w:val="24"/>
+          <w:lang w:val="de-CH"/>
         </w:rPr>
         <w:t xml:space="preserve"> ausgebaut</w:t>
       </w:r>
@@ -6993,6 +6973,7 @@
         <w:rPr>
           <w:color w:val="1F4E79"/>
           <w:sz w:val="30"/>
+          <w:lang w:val="de-CH"/>
         </w:rPr>
       </w:pPr>
       <w:bookmarkStart w:id="11" w:name="_Toc231668327"/>
@@ -7000,6 +6981,7 @@
         <w:rPr>
           <w:color w:val="1F4E79"/>
           <w:sz w:val="30"/>
+          <w:lang w:val="de-CH"/>
         </w:rPr>
         <w:lastRenderedPageBreak/>
         <w:t>4 Designmodell Business-Schicht</w:t>
@@ -7091,46 +7073,61 @@
       <w:bookmarkEnd w:id="12"/>
       <w:proofErr w:type="spellEnd"/>
     </w:p>
+    <w:p/>
     <w:tbl>
       <w:tblPr>
-        <w:tblStyle w:val="Tabellenraster"/>
-        <w:tblW w:w="0" w:type="auto"/>
-        <w:jc w:val="center"/>
-        <w:tblLayout w:type="fixed"/>
+        <w:tblW w:w="9956" w:type="dxa"/>
+        <w:tblCellMar>
+          <w:left w:w="70" w:type="dxa"/>
+          <w:right w:w="70" w:type="dxa"/>
+        </w:tblCellMar>
         <w:tblLook w:val="04A0" w:firstRow="1" w:lastRow="0" w:firstColumn="1" w:lastColumn="0" w:noHBand="0" w:noVBand="1"/>
       </w:tblPr>
       <w:tblGrid>
-        <w:gridCol w:w="2122"/>
-        <w:gridCol w:w="1417"/>
-        <w:gridCol w:w="3831"/>
-        <w:gridCol w:w="2494"/>
+        <w:gridCol w:w="1887"/>
+        <w:gridCol w:w="1355"/>
+        <w:gridCol w:w="2653"/>
+        <w:gridCol w:w="4061"/>
       </w:tblGrid>
       <w:tr>
         <w:trPr>
-          <w:trHeight w:val="326"/>
-          <w:jc w:val="center"/>
+          <w:trHeight w:val="368"/>
         </w:trPr>
         <w:tc>
           <w:tcPr>
-            <w:tcW w:w="2122" w:type="dxa"/>
-            <w:shd w:val="clear" w:color="auto" w:fill="1F4E79"/>
+            <w:tcW w:w="1887" w:type="dxa"/>
+            <w:tcBorders>
+              <w:top w:val="single" w:sz="4" w:space="0" w:color="auto"/>
+              <w:left w:val="single" w:sz="4" w:space="0" w:color="auto"/>
+              <w:bottom w:val="single" w:sz="4" w:space="0" w:color="auto"/>
+              <w:right w:val="single" w:sz="4" w:space="0" w:color="auto"/>
+            </w:tcBorders>
+            <w:shd w:val="clear" w:color="000000" w:fill="1F4E79"/>
+            <w:vAlign w:val="center"/>
+            <w:hideMark/>
           </w:tcPr>
           <w:p>
             <w:pPr>
               <w:spacing w:after="0" w:line="240" w:lineRule="auto"/>
               <w:rPr>
-                <w:rFonts w:ascii="Arial" w:hAnsi="Arial" w:cs="Arial"/>
-                <w:sz w:val="16"/>
-                <w:szCs w:val="16"/>
-              </w:rPr>
-            </w:pPr>
-            <w:r>
-              <w:rPr>
-                <w:rFonts w:ascii="Arial" w:hAnsi="Arial" w:cs="Arial"/>
+                <w:rFonts w:ascii="Arial" w:eastAsia="Times New Roman" w:hAnsi="Arial" w:cs="Arial"/>
                 <w:b/>
+                <w:bCs/>
                 <w:color w:val="FFFFFF"/>
                 <w:sz w:val="16"/>
                 <w:szCs w:val="16"/>
+                <w:lang w:val="de-CH" w:eastAsia="de-CH"/>
+              </w:rPr>
+            </w:pPr>
+            <w:r>
+              <w:rPr>
+                <w:rFonts w:ascii="Arial" w:eastAsia="Times New Roman" w:hAnsi="Arial" w:cs="Arial"/>
+                <w:b/>
+                <w:bCs/>
+                <w:color w:val="FFFFFF"/>
+                <w:sz w:val="16"/>
+                <w:szCs w:val="16"/>
+                <w:lang w:eastAsia="de-CH"/>
               </w:rPr>
               <w:t>Methode</w:t>
             </w:r>
@@ -7138,26 +7135,40 @@
         </w:tc>
         <w:tc>
           <w:tcPr>
-            <w:tcW w:w="1417" w:type="dxa"/>
-            <w:shd w:val="clear" w:color="auto" w:fill="1F4E79"/>
+            <w:tcW w:w="1355" w:type="dxa"/>
+            <w:tcBorders>
+              <w:top w:val="single" w:sz="4" w:space="0" w:color="auto"/>
+              <w:left w:val="nil"/>
+              <w:bottom w:val="single" w:sz="4" w:space="0" w:color="auto"/>
+              <w:right w:val="single" w:sz="4" w:space="0" w:color="auto"/>
+            </w:tcBorders>
+            <w:shd w:val="clear" w:color="000000" w:fill="1F4E79"/>
+            <w:vAlign w:val="center"/>
+            <w:hideMark/>
           </w:tcPr>
           <w:p>
             <w:pPr>
               <w:spacing w:after="0" w:line="240" w:lineRule="auto"/>
               <w:rPr>
-                <w:rFonts w:ascii="Arial" w:hAnsi="Arial" w:cs="Arial"/>
-                <w:sz w:val="16"/>
-                <w:szCs w:val="16"/>
+                <w:rFonts w:ascii="Arial" w:eastAsia="Times New Roman" w:hAnsi="Arial" w:cs="Arial"/>
+                <w:b/>
+                <w:bCs/>
+                <w:color w:val="FFFFFF"/>
+                <w:sz w:val="16"/>
+                <w:szCs w:val="16"/>
+                <w:lang w:val="de-CH" w:eastAsia="de-CH"/>
               </w:rPr>
             </w:pPr>
             <w:proofErr w:type="spellStart"/>
             <w:r>
               <w:rPr>
-                <w:rFonts w:ascii="Arial" w:hAnsi="Arial" w:cs="Arial"/>
+                <w:rFonts w:ascii="Arial" w:eastAsia="Times New Roman" w:hAnsi="Arial" w:cs="Arial"/>
                 <w:b/>
+                <w:bCs/>
                 <w:color w:val="FFFFFF"/>
                 <w:sz w:val="16"/>
                 <w:szCs w:val="16"/>
+                <w:lang w:eastAsia="de-CH"/>
               </w:rPr>
               <w:t>Rückgabe</w:t>
             </w:r>
@@ -7166,25 +7177,39 @@
         </w:tc>
         <w:tc>
           <w:tcPr>
-            <w:tcW w:w="3831" w:type="dxa"/>
-            <w:shd w:val="clear" w:color="auto" w:fill="1F4E79"/>
+            <w:tcW w:w="2653" w:type="dxa"/>
+            <w:tcBorders>
+              <w:top w:val="single" w:sz="4" w:space="0" w:color="auto"/>
+              <w:left w:val="nil"/>
+              <w:bottom w:val="single" w:sz="4" w:space="0" w:color="auto"/>
+              <w:right w:val="single" w:sz="4" w:space="0" w:color="auto"/>
+            </w:tcBorders>
+            <w:shd w:val="clear" w:color="000000" w:fill="1F4E79"/>
+            <w:vAlign w:val="center"/>
+            <w:hideMark/>
           </w:tcPr>
           <w:p>
             <w:pPr>
               <w:spacing w:after="0" w:line="240" w:lineRule="auto"/>
               <w:rPr>
-                <w:rFonts w:ascii="Arial" w:hAnsi="Arial" w:cs="Arial"/>
-                <w:sz w:val="16"/>
-                <w:szCs w:val="16"/>
-              </w:rPr>
-            </w:pPr>
-            <w:r>
-              <w:rPr>
-                <w:rFonts w:ascii="Arial" w:hAnsi="Arial" w:cs="Arial"/>
+                <w:rFonts w:ascii="Arial" w:eastAsia="Times New Roman" w:hAnsi="Arial" w:cs="Arial"/>
                 <w:b/>
+                <w:bCs/>
                 <w:color w:val="FFFFFF"/>
                 <w:sz w:val="16"/>
                 <w:szCs w:val="16"/>
+                <w:lang w:val="de-CH" w:eastAsia="de-CH"/>
+              </w:rPr>
+            </w:pPr>
+            <w:r>
+              <w:rPr>
+                <w:rFonts w:ascii="Arial" w:eastAsia="Times New Roman" w:hAnsi="Arial" w:cs="Arial"/>
+                <w:b/>
+                <w:bCs/>
+                <w:color w:val="FFFFFF"/>
+                <w:sz w:val="16"/>
+                <w:szCs w:val="16"/>
+                <w:lang w:eastAsia="de-CH"/>
               </w:rPr>
               <w:t>Parameter</w:t>
             </w:r>
@@ -7192,25 +7217,39 @@
         </w:tc>
         <w:tc>
           <w:tcPr>
-            <w:tcW w:w="2494" w:type="dxa"/>
-            <w:shd w:val="clear" w:color="auto" w:fill="1F4E79"/>
+            <w:tcW w:w="4061" w:type="dxa"/>
+            <w:tcBorders>
+              <w:top w:val="single" w:sz="4" w:space="0" w:color="auto"/>
+              <w:left w:val="nil"/>
+              <w:bottom w:val="single" w:sz="4" w:space="0" w:color="auto"/>
+              <w:right w:val="single" w:sz="4" w:space="0" w:color="auto"/>
+            </w:tcBorders>
+            <w:shd w:val="clear" w:color="000000" w:fill="1F4E79"/>
+            <w:vAlign w:val="center"/>
+            <w:hideMark/>
           </w:tcPr>
           <w:p>
             <w:pPr>
               <w:spacing w:after="0" w:line="240" w:lineRule="auto"/>
               <w:rPr>
-                <w:rFonts w:ascii="Arial" w:hAnsi="Arial" w:cs="Arial"/>
-                <w:sz w:val="16"/>
-                <w:szCs w:val="16"/>
-              </w:rPr>
-            </w:pPr>
-            <w:r>
-              <w:rPr>
-                <w:rFonts w:ascii="Arial" w:hAnsi="Arial" w:cs="Arial"/>
+                <w:rFonts w:ascii="Arial" w:eastAsia="Times New Roman" w:hAnsi="Arial" w:cs="Arial"/>
                 <w:b/>
+                <w:bCs/>
                 <w:color w:val="FFFFFF"/>
                 <w:sz w:val="16"/>
                 <w:szCs w:val="16"/>
+                <w:lang w:val="de-CH" w:eastAsia="de-CH"/>
+              </w:rPr>
+            </w:pPr>
+            <w:r>
+              <w:rPr>
+                <w:rFonts w:ascii="Arial" w:eastAsia="Times New Roman" w:hAnsi="Arial" w:cs="Arial"/>
+                <w:b/>
+                <w:bCs/>
+                <w:color w:val="FFFFFF"/>
+                <w:sz w:val="16"/>
+                <w:szCs w:val="16"/>
+                <w:lang w:eastAsia="de-CH"/>
               </w:rPr>
               <w:t>Zweck</w:t>
             </w:r>
@@ -7219,29 +7258,39 @@
       </w:tr>
       <w:tr>
         <w:trPr>
-          <w:trHeight w:val="858"/>
-          <w:jc w:val="center"/>
+          <w:trHeight w:val="844"/>
         </w:trPr>
         <w:tc>
           <w:tcPr>
-            <w:tcW w:w="2122" w:type="dxa"/>
+            <w:tcW w:w="1887" w:type="dxa"/>
+            <w:tcBorders>
+              <w:top w:val="nil"/>
+              <w:left w:val="single" w:sz="4" w:space="0" w:color="auto"/>
+              <w:bottom w:val="single" w:sz="4" w:space="0" w:color="auto"/>
+              <w:right w:val="single" w:sz="4" w:space="0" w:color="auto"/>
+            </w:tcBorders>
             <w:vAlign w:val="center"/>
+            <w:hideMark/>
           </w:tcPr>
           <w:p>
             <w:pPr>
               <w:spacing w:after="0" w:line="240" w:lineRule="auto"/>
               <w:rPr>
-                <w:rFonts w:ascii="Arial" w:hAnsi="Arial" w:cs="Arial"/>
-                <w:sz w:val="16"/>
-                <w:szCs w:val="16"/>
+                <w:rFonts w:ascii="Arial" w:eastAsia="Times New Roman" w:hAnsi="Arial" w:cs="Arial"/>
+                <w:color w:val="000000"/>
+                <w:sz w:val="16"/>
+                <w:szCs w:val="16"/>
+                <w:lang w:val="de-CH" w:eastAsia="de-CH"/>
               </w:rPr>
             </w:pPr>
             <w:proofErr w:type="spellStart"/>
             <w:r>
               <w:rPr>
-                <w:rFonts w:ascii="Arial" w:hAnsi="Arial" w:cs="Arial"/>
-                <w:sz w:val="16"/>
-                <w:szCs w:val="16"/>
+                <w:rFonts w:ascii="Arial" w:eastAsia="Times New Roman" w:hAnsi="Arial" w:cs="Arial"/>
+                <w:color w:val="000000"/>
+                <w:sz w:val="16"/>
+                <w:szCs w:val="16"/>
+                <w:lang w:val="de-CH" w:eastAsia="de-CH"/>
               </w:rPr>
               <w:t>auftragAnlegen</w:t>
             </w:r>
@@ -7250,304 +7299,492 @@
         </w:tc>
         <w:tc>
           <w:tcPr>
-            <w:tcW w:w="1417" w:type="dxa"/>
+            <w:tcW w:w="1355" w:type="dxa"/>
+            <w:tcBorders>
+              <w:top w:val="nil"/>
+              <w:left w:val="nil"/>
+              <w:bottom w:val="single" w:sz="4" w:space="0" w:color="auto"/>
+              <w:right w:val="single" w:sz="4" w:space="0" w:color="auto"/>
+            </w:tcBorders>
             <w:vAlign w:val="center"/>
+            <w:hideMark/>
           </w:tcPr>
           <w:p>
             <w:pPr>
               <w:spacing w:after="0" w:line="240" w:lineRule="auto"/>
               <w:rPr>
-                <w:rFonts w:ascii="Arial" w:hAnsi="Arial" w:cs="Arial"/>
-                <w:sz w:val="16"/>
-                <w:szCs w:val="16"/>
+                <w:rFonts w:ascii="Arial" w:eastAsia="Times New Roman" w:hAnsi="Arial" w:cs="Arial"/>
+                <w:color w:val="000000"/>
+                <w:sz w:val="16"/>
+                <w:szCs w:val="16"/>
+                <w:lang w:val="de-CH" w:eastAsia="de-CH"/>
+              </w:rPr>
+            </w:pPr>
+            <w:r>
+              <w:rPr>
+                <w:rFonts w:ascii="Arial" w:eastAsia="Times New Roman" w:hAnsi="Arial" w:cs="Arial"/>
+                <w:color w:val="000000"/>
+                <w:sz w:val="16"/>
+                <w:szCs w:val="16"/>
+                <w:lang w:val="de-CH" w:eastAsia="de-CH"/>
+              </w:rPr>
+              <w:t>Auftrag</w:t>
+            </w:r>
+          </w:p>
+        </w:tc>
+        <w:tc>
+          <w:tcPr>
+            <w:tcW w:w="2653" w:type="dxa"/>
+            <w:tcBorders>
+              <w:top w:val="nil"/>
+              <w:left w:val="nil"/>
+              <w:bottom w:val="single" w:sz="4" w:space="0" w:color="auto"/>
+              <w:right w:val="single" w:sz="4" w:space="0" w:color="auto"/>
+            </w:tcBorders>
+            <w:vAlign w:val="center"/>
+            <w:hideMark/>
+          </w:tcPr>
+          <w:p>
+            <w:pPr>
+              <w:spacing w:after="0" w:line="240" w:lineRule="auto"/>
+              <w:rPr>
+                <w:rFonts w:ascii="Arial" w:eastAsia="Times New Roman" w:hAnsi="Arial" w:cs="Arial"/>
+                <w:color w:val="000000"/>
+                <w:sz w:val="16"/>
+                <w:szCs w:val="16"/>
+                <w:lang w:val="de-CH" w:eastAsia="de-CH"/>
               </w:rPr>
             </w:pPr>
             <w:proofErr w:type="spellStart"/>
             <w:r>
               <w:rPr>
-                <w:rFonts w:ascii="Arial" w:hAnsi="Arial" w:cs="Arial"/>
-                <w:sz w:val="16"/>
-                <w:szCs w:val="16"/>
-              </w:rPr>
-              <w:t>Auftrag</w:t>
+                <w:rFonts w:ascii="Arial" w:eastAsia="Times New Roman" w:hAnsi="Arial" w:cs="Arial"/>
+                <w:color w:val="000000"/>
+                <w:sz w:val="16"/>
+                <w:szCs w:val="16"/>
+                <w:lang w:val="de-CH" w:eastAsia="de-CH"/>
+              </w:rPr>
+              <w:t>int</w:t>
             </w:r>
             <w:proofErr w:type="spellEnd"/>
-          </w:p>
-        </w:tc>
-        <w:tc>
-          <w:tcPr>
-            <w:tcW w:w="3831" w:type="dxa"/>
+            <w:r>
+              <w:rPr>
+                <w:rFonts w:ascii="Arial" w:eastAsia="Times New Roman" w:hAnsi="Arial" w:cs="Arial"/>
+                <w:color w:val="000000"/>
+                <w:sz w:val="16"/>
+                <w:szCs w:val="16"/>
+                <w:lang w:val="de-CH" w:eastAsia="de-CH"/>
+              </w:rPr>
+              <w:t xml:space="preserve"> </w:t>
+            </w:r>
+            <w:proofErr w:type="spellStart"/>
+            <w:r>
+              <w:rPr>
+                <w:rFonts w:ascii="Arial" w:eastAsia="Times New Roman" w:hAnsi="Arial" w:cs="Arial"/>
+                <w:color w:val="000000"/>
+                <w:sz w:val="16"/>
+                <w:szCs w:val="16"/>
+                <w:lang w:val="de-CH" w:eastAsia="de-CH"/>
+              </w:rPr>
+              <w:t>auftragsNummer</w:t>
+            </w:r>
+            <w:proofErr w:type="spellEnd"/>
+          </w:p>
+        </w:tc>
+        <w:tc>
+          <w:tcPr>
+            <w:tcW w:w="4061" w:type="dxa"/>
+            <w:tcBorders>
+              <w:top w:val="nil"/>
+              <w:left w:val="nil"/>
+              <w:bottom w:val="single" w:sz="4" w:space="0" w:color="auto"/>
+              <w:right w:val="single" w:sz="4" w:space="0" w:color="auto"/>
+            </w:tcBorders>
             <w:vAlign w:val="center"/>
+            <w:hideMark/>
           </w:tcPr>
           <w:p>
             <w:pPr>
               <w:spacing w:after="0" w:line="240" w:lineRule="auto"/>
               <w:rPr>
-                <w:rFonts w:ascii="Arial" w:hAnsi="Arial" w:cs="Arial"/>
-                <w:sz w:val="16"/>
-                <w:szCs w:val="16"/>
-              </w:rPr>
-            </w:pPr>
-            <w:proofErr w:type="spellStart"/>
-            <w:r>
-              <w:rPr>
-                <w:rFonts w:ascii="Arial" w:hAnsi="Arial" w:cs="Arial"/>
-                <w:sz w:val="16"/>
-                <w:szCs w:val="16"/>
-              </w:rPr>
-              <w:t>kundenName</w:t>
-            </w:r>
-            <w:proofErr w:type="spellEnd"/>
-            <w:r>
-              <w:rPr>
-                <w:rFonts w:ascii="Arial" w:hAnsi="Arial" w:cs="Arial"/>
-                <w:sz w:val="16"/>
-                <w:szCs w:val="16"/>
-              </w:rPr>
-              <w:t xml:space="preserve">: String, </w:t>
-            </w:r>
-            <w:proofErr w:type="spellStart"/>
-            <w:r>
-              <w:rPr>
-                <w:rFonts w:ascii="Arial" w:hAnsi="Arial" w:cs="Arial"/>
-                <w:sz w:val="16"/>
-                <w:szCs w:val="16"/>
-              </w:rPr>
-              <w:t>kennzeichen</w:t>
-            </w:r>
-            <w:proofErr w:type="spellEnd"/>
-            <w:r>
-              <w:rPr>
-                <w:rFonts w:ascii="Arial" w:hAnsi="Arial" w:cs="Arial"/>
-                <w:sz w:val="16"/>
-                <w:szCs w:val="16"/>
-              </w:rPr>
-              <w:t xml:space="preserve">: String, </w:t>
-            </w:r>
-            <w:proofErr w:type="spellStart"/>
-            <w:r>
-              <w:rPr>
-                <w:rFonts w:ascii="Arial" w:hAnsi="Arial" w:cs="Arial"/>
-                <w:sz w:val="16"/>
-                <w:szCs w:val="16"/>
-              </w:rPr>
-              <w:t>beschreibung</w:t>
-            </w:r>
-            <w:proofErr w:type="spellEnd"/>
-            <w:r>
-              <w:rPr>
-                <w:rFonts w:ascii="Arial" w:hAnsi="Arial" w:cs="Arial"/>
-                <w:sz w:val="16"/>
-                <w:szCs w:val="16"/>
-              </w:rPr>
-              <w:t xml:space="preserve">: String, </w:t>
-            </w:r>
-            <w:proofErr w:type="spellStart"/>
-            <w:r>
-              <w:rPr>
-                <w:rFonts w:ascii="Arial" w:hAnsi="Arial" w:cs="Arial"/>
-                <w:sz w:val="16"/>
-                <w:szCs w:val="16"/>
-              </w:rPr>
-              <w:t>termin</w:t>
-            </w:r>
-            <w:proofErr w:type="spellEnd"/>
-            <w:r>
-              <w:rPr>
-                <w:rFonts w:ascii="Arial" w:hAnsi="Arial" w:cs="Arial"/>
-                <w:sz w:val="16"/>
-                <w:szCs w:val="16"/>
-              </w:rPr>
-              <w:t xml:space="preserve">: </w:t>
-            </w:r>
-            <w:proofErr w:type="spellStart"/>
-            <w:r>
-              <w:rPr>
-                <w:rFonts w:ascii="Arial" w:hAnsi="Arial" w:cs="Arial"/>
-                <w:sz w:val="16"/>
-                <w:szCs w:val="16"/>
-              </w:rPr>
-              <w:t>LocalDate</w:t>
-            </w:r>
-            <w:proofErr w:type="spellEnd"/>
-          </w:p>
-        </w:tc>
-        <w:tc>
-          <w:tcPr>
-            <w:tcW w:w="2494" w:type="dxa"/>
-            <w:vAlign w:val="center"/>
-          </w:tcPr>
-          <w:p>
-            <w:pPr>
-              <w:spacing w:after="0" w:line="240" w:lineRule="auto"/>
-              <w:rPr>
-                <w:rFonts w:ascii="Arial" w:hAnsi="Arial" w:cs="Arial"/>
-                <w:sz w:val="16"/>
-                <w:szCs w:val="16"/>
-              </w:rPr>
-            </w:pPr>
-            <w:r>
-              <w:rPr>
-                <w:rFonts w:ascii="Arial" w:hAnsi="Arial" w:cs="Arial"/>
-                <w:sz w:val="16"/>
-                <w:szCs w:val="16"/>
-              </w:rPr>
-              <w:t>Erstellt einen neuen Auftrag und speichert ihn über das Repository.</w:t>
+                <w:rFonts w:ascii="Arial" w:eastAsia="Times New Roman" w:hAnsi="Arial" w:cs="Arial"/>
+                <w:color w:val="000000"/>
+                <w:sz w:val="16"/>
+                <w:szCs w:val="16"/>
+                <w:lang w:val="de-CH" w:eastAsia="de-CH"/>
+              </w:rPr>
+            </w:pPr>
+            <w:r>
+              <w:rPr>
+                <w:rFonts w:ascii="Arial" w:eastAsia="Times New Roman" w:hAnsi="Arial" w:cs="Arial"/>
+                <w:color w:val="000000"/>
+                <w:sz w:val="16"/>
+                <w:szCs w:val="16"/>
+                <w:lang w:val="de-CH" w:eastAsia="de-CH"/>
+              </w:rPr>
+              <w:t>Erstellt und speichert einen neuen Auftrag.</w:t>
             </w:r>
           </w:p>
         </w:tc>
       </w:tr>
       <w:tr>
         <w:trPr>
-          <w:trHeight w:val="857"/>
-          <w:jc w:val="center"/>
+          <w:trHeight w:val="844"/>
         </w:trPr>
         <w:tc>
           <w:tcPr>
-            <w:tcW w:w="2122" w:type="dxa"/>
-            <w:shd w:val="clear" w:color="auto" w:fill="EAF3F8"/>
+            <w:tcW w:w="1887" w:type="dxa"/>
+            <w:tcBorders>
+              <w:top w:val="nil"/>
+              <w:left w:val="single" w:sz="4" w:space="0" w:color="auto"/>
+              <w:bottom w:val="single" w:sz="4" w:space="0" w:color="auto"/>
+              <w:right w:val="single" w:sz="4" w:space="0" w:color="auto"/>
+            </w:tcBorders>
+            <w:shd w:val="clear" w:color="000000" w:fill="EAF3F8"/>
             <w:vAlign w:val="center"/>
+            <w:hideMark/>
           </w:tcPr>
           <w:p>
             <w:pPr>
               <w:spacing w:after="0" w:line="240" w:lineRule="auto"/>
               <w:rPr>
-                <w:rFonts w:ascii="Arial" w:hAnsi="Arial" w:cs="Arial"/>
-                <w:sz w:val="16"/>
-                <w:szCs w:val="16"/>
+                <w:rFonts w:ascii="Arial" w:eastAsia="Times New Roman" w:hAnsi="Arial" w:cs="Arial"/>
+                <w:color w:val="000000"/>
+                <w:sz w:val="16"/>
+                <w:szCs w:val="16"/>
+                <w:lang w:val="de-CH" w:eastAsia="de-CH"/>
               </w:rPr>
             </w:pPr>
             <w:proofErr w:type="spellStart"/>
             <w:r>
               <w:rPr>
-                <w:rFonts w:ascii="Arial" w:hAnsi="Arial" w:cs="Arial"/>
-                <w:sz w:val="16"/>
-                <w:szCs w:val="16"/>
-              </w:rPr>
-              <w:t>alleAuftraegeAnzeigen</w:t>
+                <w:rFonts w:ascii="Arial" w:eastAsia="Times New Roman" w:hAnsi="Arial" w:cs="Arial"/>
+                <w:color w:val="000000"/>
+                <w:sz w:val="16"/>
+                <w:szCs w:val="16"/>
+                <w:lang w:val="de-CH" w:eastAsia="de-CH"/>
+              </w:rPr>
+              <w:t>auftragLesen</w:t>
             </w:r>
             <w:proofErr w:type="spellEnd"/>
           </w:p>
         </w:tc>
         <w:tc>
           <w:tcPr>
-            <w:tcW w:w="1417" w:type="dxa"/>
-            <w:shd w:val="clear" w:color="auto" w:fill="EAF3F8"/>
+            <w:tcW w:w="1355" w:type="dxa"/>
+            <w:tcBorders>
+              <w:top w:val="nil"/>
+              <w:left w:val="nil"/>
+              <w:bottom w:val="single" w:sz="4" w:space="0" w:color="auto"/>
+              <w:right w:val="single" w:sz="4" w:space="0" w:color="auto"/>
+            </w:tcBorders>
+            <w:shd w:val="clear" w:color="000000" w:fill="EAF3F8"/>
             <w:vAlign w:val="center"/>
+            <w:hideMark/>
           </w:tcPr>
           <w:p>
             <w:pPr>
               <w:spacing w:after="0" w:line="240" w:lineRule="auto"/>
               <w:rPr>
-                <w:rFonts w:ascii="Arial" w:hAnsi="Arial" w:cs="Arial"/>
-                <w:sz w:val="16"/>
-                <w:szCs w:val="16"/>
-              </w:rPr>
-            </w:pPr>
-            <w:r>
-              <w:rPr>
-                <w:rFonts w:ascii="Arial" w:hAnsi="Arial" w:cs="Arial"/>
-                <w:sz w:val="16"/>
-                <w:szCs w:val="16"/>
-              </w:rPr>
-              <w:t>List&lt;</w:t>
-            </w:r>
+                <w:rFonts w:ascii="Arial" w:eastAsia="Times New Roman" w:hAnsi="Arial" w:cs="Arial"/>
+                <w:color w:val="000000"/>
+                <w:sz w:val="16"/>
+                <w:szCs w:val="16"/>
+                <w:lang w:val="de-CH" w:eastAsia="de-CH"/>
+              </w:rPr>
+            </w:pPr>
+            <w:r>
+              <w:rPr>
+                <w:rFonts w:ascii="Arial" w:eastAsia="Times New Roman" w:hAnsi="Arial" w:cs="Arial"/>
+                <w:color w:val="000000"/>
+                <w:sz w:val="16"/>
+                <w:szCs w:val="16"/>
+                <w:lang w:val="de-CH" w:eastAsia="de-CH"/>
+              </w:rPr>
+              <w:t>Auftrag</w:t>
+            </w:r>
+          </w:p>
+        </w:tc>
+        <w:tc>
+          <w:tcPr>
+            <w:tcW w:w="2653" w:type="dxa"/>
+            <w:tcBorders>
+              <w:top w:val="nil"/>
+              <w:left w:val="nil"/>
+              <w:bottom w:val="single" w:sz="4" w:space="0" w:color="auto"/>
+              <w:right w:val="single" w:sz="4" w:space="0" w:color="auto"/>
+            </w:tcBorders>
+            <w:shd w:val="clear" w:color="000000" w:fill="EAF3F8"/>
+            <w:vAlign w:val="center"/>
+            <w:hideMark/>
+          </w:tcPr>
+          <w:p>
+            <w:pPr>
+              <w:spacing w:after="0" w:line="240" w:lineRule="auto"/>
+              <w:rPr>
+                <w:rFonts w:ascii="Arial" w:eastAsia="Times New Roman" w:hAnsi="Arial" w:cs="Arial"/>
+                <w:color w:val="000000"/>
+                <w:sz w:val="16"/>
+                <w:szCs w:val="16"/>
+                <w:lang w:val="de-CH" w:eastAsia="de-CH"/>
+              </w:rPr>
+            </w:pPr>
             <w:proofErr w:type="spellStart"/>
             <w:r>
               <w:rPr>
-                <w:rFonts w:ascii="Arial" w:hAnsi="Arial" w:cs="Arial"/>
-                <w:sz w:val="16"/>
-                <w:szCs w:val="16"/>
-              </w:rPr>
-              <w:t>Auftrag</w:t>
+                <w:rFonts w:ascii="Arial" w:eastAsia="Times New Roman" w:hAnsi="Arial" w:cs="Arial"/>
+                <w:color w:val="000000"/>
+                <w:sz w:val="16"/>
+                <w:szCs w:val="16"/>
+                <w:lang w:val="de-CH" w:eastAsia="de-CH"/>
+              </w:rPr>
+              <w:t>int</w:t>
             </w:r>
             <w:proofErr w:type="spellEnd"/>
             <w:r>
               <w:rPr>
-                <w:rFonts w:ascii="Arial" w:hAnsi="Arial" w:cs="Arial"/>
-                <w:sz w:val="16"/>
-                <w:szCs w:val="16"/>
-              </w:rPr>
-              <w:t>&gt;</w:t>
-            </w:r>
-          </w:p>
-        </w:tc>
-        <w:tc>
-          <w:tcPr>
-            <w:tcW w:w="3831" w:type="dxa"/>
-            <w:shd w:val="clear" w:color="auto" w:fill="EAF3F8"/>
+                <w:rFonts w:ascii="Arial" w:eastAsia="Times New Roman" w:hAnsi="Arial" w:cs="Arial"/>
+                <w:color w:val="000000"/>
+                <w:sz w:val="16"/>
+                <w:szCs w:val="16"/>
+                <w:lang w:val="de-CH" w:eastAsia="de-CH"/>
+              </w:rPr>
+              <w:t xml:space="preserve"> </w:t>
+            </w:r>
+            <w:proofErr w:type="spellStart"/>
+            <w:r>
+              <w:rPr>
+                <w:rFonts w:ascii="Arial" w:eastAsia="Times New Roman" w:hAnsi="Arial" w:cs="Arial"/>
+                <w:color w:val="000000"/>
+                <w:sz w:val="16"/>
+                <w:szCs w:val="16"/>
+                <w:lang w:val="de-CH" w:eastAsia="de-CH"/>
+              </w:rPr>
+              <w:t>auftragsNummer</w:t>
+            </w:r>
+            <w:proofErr w:type="spellEnd"/>
+          </w:p>
+        </w:tc>
+        <w:tc>
+          <w:tcPr>
+            <w:tcW w:w="4061" w:type="dxa"/>
+            <w:tcBorders>
+              <w:top w:val="nil"/>
+              <w:left w:val="nil"/>
+              <w:bottom w:val="single" w:sz="4" w:space="0" w:color="auto"/>
+              <w:right w:val="single" w:sz="4" w:space="0" w:color="auto"/>
+            </w:tcBorders>
+            <w:shd w:val="clear" w:color="000000" w:fill="EAF3F8"/>
             <w:vAlign w:val="center"/>
+            <w:hideMark/>
           </w:tcPr>
           <w:p>
             <w:pPr>
               <w:spacing w:after="0" w:line="240" w:lineRule="auto"/>
               <w:rPr>
-                <w:rFonts w:ascii="Arial" w:hAnsi="Arial" w:cs="Arial"/>
-                <w:sz w:val="16"/>
-                <w:szCs w:val="16"/>
-              </w:rPr>
-            </w:pPr>
-            <w:r>
-              <w:rPr>
-                <w:rFonts w:ascii="Arial" w:hAnsi="Arial" w:cs="Arial"/>
-                <w:sz w:val="16"/>
-                <w:szCs w:val="16"/>
-              </w:rPr>
-              <w:t>-</w:t>
-            </w:r>
-          </w:p>
-        </w:tc>
-        <w:tc>
-          <w:tcPr>
-            <w:tcW w:w="2494" w:type="dxa"/>
-            <w:shd w:val="clear" w:color="auto" w:fill="EAF3F8"/>
-            <w:vAlign w:val="center"/>
-          </w:tcPr>
-          <w:p>
-            <w:pPr>
-              <w:spacing w:after="0" w:line="240" w:lineRule="auto"/>
-              <w:rPr>
-                <w:rFonts w:ascii="Arial" w:hAnsi="Arial" w:cs="Arial"/>
-                <w:sz w:val="16"/>
-                <w:szCs w:val="16"/>
-              </w:rPr>
-            </w:pPr>
-            <w:r>
-              <w:rPr>
-                <w:rFonts w:ascii="Arial" w:hAnsi="Arial" w:cs="Arial"/>
-                <w:sz w:val="16"/>
-                <w:szCs w:val="16"/>
-              </w:rPr>
-              <w:t>Liest alle gespeicherten Aufträge für die Auftragsübersicht.</w:t>
+                <w:rFonts w:ascii="Arial" w:eastAsia="Times New Roman" w:hAnsi="Arial" w:cs="Arial"/>
+                <w:color w:val="000000"/>
+                <w:sz w:val="16"/>
+                <w:szCs w:val="16"/>
+                <w:lang w:val="de-CH" w:eastAsia="de-CH"/>
+              </w:rPr>
+            </w:pPr>
+            <w:r>
+              <w:rPr>
+                <w:rFonts w:ascii="Arial" w:eastAsia="Times New Roman" w:hAnsi="Arial" w:cs="Arial"/>
+                <w:color w:val="000000"/>
+                <w:sz w:val="16"/>
+                <w:szCs w:val="16"/>
+                <w:lang w:val="de-CH" w:eastAsia="de-CH"/>
+              </w:rPr>
+              <w:t>Liest einen Auftrag anhand der Nummer.</w:t>
             </w:r>
           </w:p>
         </w:tc>
       </w:tr>
       <w:tr>
         <w:trPr>
-          <w:trHeight w:val="980"/>
-          <w:jc w:val="center"/>
+          <w:trHeight w:val="844"/>
         </w:trPr>
         <w:tc>
           <w:tcPr>
-            <w:tcW w:w="2122" w:type="dxa"/>
+            <w:tcW w:w="1887" w:type="dxa"/>
+            <w:tcBorders>
+              <w:top w:val="nil"/>
+              <w:left w:val="single" w:sz="4" w:space="0" w:color="auto"/>
+              <w:bottom w:val="single" w:sz="4" w:space="0" w:color="auto"/>
+              <w:right w:val="single" w:sz="4" w:space="0" w:color="auto"/>
+            </w:tcBorders>
             <w:vAlign w:val="center"/>
+            <w:hideMark/>
           </w:tcPr>
           <w:p>
             <w:pPr>
               <w:spacing w:after="0" w:line="240" w:lineRule="auto"/>
               <w:rPr>
-                <w:rFonts w:ascii="Arial" w:hAnsi="Arial" w:cs="Arial"/>
-                <w:sz w:val="16"/>
-                <w:szCs w:val="16"/>
+                <w:rFonts w:ascii="Arial" w:eastAsia="Times New Roman" w:hAnsi="Arial" w:cs="Arial"/>
+                <w:color w:val="000000"/>
+                <w:sz w:val="16"/>
+                <w:szCs w:val="16"/>
+                <w:lang w:val="de-CH" w:eastAsia="de-CH"/>
               </w:rPr>
             </w:pPr>
             <w:proofErr w:type="spellStart"/>
             <w:r>
               <w:rPr>
-                <w:rFonts w:ascii="Arial" w:hAnsi="Arial" w:cs="Arial"/>
-                <w:sz w:val="16"/>
-                <w:szCs w:val="16"/>
+                <w:rFonts w:ascii="Arial" w:eastAsia="Times New Roman" w:hAnsi="Arial" w:cs="Arial"/>
+                <w:color w:val="000000"/>
+                <w:sz w:val="16"/>
+                <w:szCs w:val="16"/>
+                <w:lang w:val="de-CH" w:eastAsia="de-CH"/>
+              </w:rPr>
+              <w:t>alleAuftraegeLesen</w:t>
+            </w:r>
+            <w:proofErr w:type="spellEnd"/>
+          </w:p>
+        </w:tc>
+        <w:tc>
+          <w:tcPr>
+            <w:tcW w:w="1355" w:type="dxa"/>
+            <w:tcBorders>
+              <w:top w:val="nil"/>
+              <w:left w:val="nil"/>
+              <w:bottom w:val="single" w:sz="4" w:space="0" w:color="auto"/>
+              <w:right w:val="single" w:sz="4" w:space="0" w:color="auto"/>
+            </w:tcBorders>
+            <w:vAlign w:val="center"/>
+            <w:hideMark/>
+          </w:tcPr>
+          <w:p>
+            <w:pPr>
+              <w:spacing w:after="0" w:line="240" w:lineRule="auto"/>
+              <w:rPr>
+                <w:rFonts w:ascii="Arial" w:eastAsia="Times New Roman" w:hAnsi="Arial" w:cs="Arial"/>
+                <w:color w:val="000000"/>
+                <w:sz w:val="16"/>
+                <w:szCs w:val="16"/>
+                <w:lang w:val="de-CH" w:eastAsia="de-CH"/>
+              </w:rPr>
+            </w:pPr>
+            <w:r>
+              <w:rPr>
+                <w:rFonts w:ascii="Arial" w:eastAsia="Times New Roman" w:hAnsi="Arial" w:cs="Arial"/>
+                <w:color w:val="000000"/>
+                <w:sz w:val="16"/>
+                <w:szCs w:val="16"/>
+                <w:lang w:val="de-CH" w:eastAsia="de-CH"/>
+              </w:rPr>
+              <w:t>List&lt;Auftrag&gt;</w:t>
+            </w:r>
+          </w:p>
+        </w:tc>
+        <w:tc>
+          <w:tcPr>
+            <w:tcW w:w="2653" w:type="dxa"/>
+            <w:tcBorders>
+              <w:top w:val="nil"/>
+              <w:left w:val="nil"/>
+              <w:bottom w:val="single" w:sz="4" w:space="0" w:color="auto"/>
+              <w:right w:val="single" w:sz="4" w:space="0" w:color="auto"/>
+            </w:tcBorders>
+            <w:vAlign w:val="center"/>
+            <w:hideMark/>
+          </w:tcPr>
+          <w:p>
+            <w:pPr>
+              <w:spacing w:after="0" w:line="240" w:lineRule="auto"/>
+              <w:rPr>
+                <w:rFonts w:ascii="Arial" w:eastAsia="Times New Roman" w:hAnsi="Arial" w:cs="Arial"/>
+                <w:color w:val="000000"/>
+                <w:sz w:val="16"/>
+                <w:szCs w:val="16"/>
+                <w:lang w:val="de-CH" w:eastAsia="de-CH"/>
+              </w:rPr>
+            </w:pPr>
+            <w:r>
+              <w:rPr>
+                <w:rFonts w:ascii="Arial" w:eastAsia="Times New Roman" w:hAnsi="Arial" w:cs="Arial"/>
+                <w:color w:val="000000"/>
+                <w:sz w:val="16"/>
+                <w:szCs w:val="16"/>
+                <w:lang w:val="de-CH" w:eastAsia="de-CH"/>
+              </w:rPr>
+              <w:t>-</w:t>
+            </w:r>
+          </w:p>
+        </w:tc>
+        <w:tc>
+          <w:tcPr>
+            <w:tcW w:w="4061" w:type="dxa"/>
+            <w:tcBorders>
+              <w:top w:val="nil"/>
+              <w:left w:val="nil"/>
+              <w:bottom w:val="single" w:sz="4" w:space="0" w:color="auto"/>
+              <w:right w:val="single" w:sz="4" w:space="0" w:color="auto"/>
+            </w:tcBorders>
+            <w:vAlign w:val="center"/>
+            <w:hideMark/>
+          </w:tcPr>
+          <w:p>
+            <w:pPr>
+              <w:spacing w:after="0" w:line="240" w:lineRule="auto"/>
+              <w:rPr>
+                <w:rFonts w:ascii="Arial" w:eastAsia="Times New Roman" w:hAnsi="Arial" w:cs="Arial"/>
+                <w:color w:val="000000"/>
+                <w:sz w:val="16"/>
+                <w:szCs w:val="16"/>
+                <w:lang w:val="de-CH" w:eastAsia="de-CH"/>
+              </w:rPr>
+            </w:pPr>
+            <w:r>
+              <w:rPr>
+                <w:rFonts w:ascii="Arial" w:eastAsia="Times New Roman" w:hAnsi="Arial" w:cs="Arial"/>
+                <w:color w:val="000000"/>
+                <w:sz w:val="16"/>
+                <w:szCs w:val="16"/>
+                <w:lang w:val="de-CH" w:eastAsia="de-CH"/>
+              </w:rPr>
+              <w:t>Liest alle gespeicherten Aufträge.</w:t>
+            </w:r>
+          </w:p>
+        </w:tc>
+      </w:tr>
+      <w:tr>
+        <w:trPr>
+          <w:trHeight w:val="844"/>
+        </w:trPr>
+        <w:tc>
+          <w:tcPr>
+            <w:tcW w:w="1887" w:type="dxa"/>
+            <w:tcBorders>
+              <w:top w:val="nil"/>
+              <w:left w:val="single" w:sz="4" w:space="0" w:color="auto"/>
+              <w:bottom w:val="single" w:sz="4" w:space="0" w:color="auto"/>
+              <w:right w:val="single" w:sz="4" w:space="0" w:color="auto"/>
+            </w:tcBorders>
+            <w:shd w:val="clear" w:color="000000" w:fill="EAF3F8"/>
+            <w:vAlign w:val="center"/>
+            <w:hideMark/>
+          </w:tcPr>
+          <w:p>
+            <w:pPr>
+              <w:spacing w:after="0" w:line="240" w:lineRule="auto"/>
+              <w:rPr>
+                <w:rFonts w:ascii="Arial" w:eastAsia="Times New Roman" w:hAnsi="Arial" w:cs="Arial"/>
+                <w:color w:val="000000"/>
+                <w:sz w:val="16"/>
+                <w:szCs w:val="16"/>
+                <w:lang w:val="de-CH" w:eastAsia="de-CH"/>
+              </w:rPr>
+            </w:pPr>
+            <w:proofErr w:type="spellStart"/>
+            <w:r>
+              <w:rPr>
+                <w:rFonts w:ascii="Arial" w:eastAsia="Times New Roman" w:hAnsi="Arial" w:cs="Arial"/>
+                <w:color w:val="000000"/>
+                <w:sz w:val="16"/>
+                <w:szCs w:val="16"/>
+                <w:lang w:val="de-CH" w:eastAsia="de-CH"/>
               </w:rPr>
               <w:t>statusAendern</w:t>
             </w:r>
@@ -7556,118 +7793,167 @@
         </w:tc>
         <w:tc>
           <w:tcPr>
-            <w:tcW w:w="1417" w:type="dxa"/>
+            <w:tcW w:w="1355" w:type="dxa"/>
+            <w:tcBorders>
+              <w:top w:val="nil"/>
+              <w:left w:val="nil"/>
+              <w:bottom w:val="single" w:sz="4" w:space="0" w:color="auto"/>
+              <w:right w:val="single" w:sz="4" w:space="0" w:color="auto"/>
+            </w:tcBorders>
+            <w:shd w:val="clear" w:color="000000" w:fill="EAF3F8"/>
             <w:vAlign w:val="center"/>
+            <w:hideMark/>
           </w:tcPr>
           <w:p>
             <w:pPr>
               <w:spacing w:after="0" w:line="240" w:lineRule="auto"/>
               <w:rPr>
-                <w:rFonts w:ascii="Arial" w:hAnsi="Arial" w:cs="Arial"/>
-                <w:sz w:val="16"/>
-                <w:szCs w:val="16"/>
+                <w:rFonts w:ascii="Arial" w:eastAsia="Times New Roman" w:hAnsi="Arial" w:cs="Arial"/>
+                <w:color w:val="000000"/>
+                <w:sz w:val="16"/>
+                <w:szCs w:val="16"/>
+                <w:lang w:val="de-CH" w:eastAsia="de-CH"/>
+              </w:rPr>
+            </w:pPr>
+            <w:r>
+              <w:rPr>
+                <w:rFonts w:ascii="Arial" w:eastAsia="Times New Roman" w:hAnsi="Arial" w:cs="Arial"/>
+                <w:color w:val="000000"/>
+                <w:sz w:val="16"/>
+                <w:szCs w:val="16"/>
+                <w:lang w:val="de-CH" w:eastAsia="de-CH"/>
+              </w:rPr>
+              <w:t>Auftrag</w:t>
+            </w:r>
+          </w:p>
+        </w:tc>
+        <w:tc>
+          <w:tcPr>
+            <w:tcW w:w="2653" w:type="dxa"/>
+            <w:tcBorders>
+              <w:top w:val="nil"/>
+              <w:left w:val="nil"/>
+              <w:bottom w:val="single" w:sz="4" w:space="0" w:color="auto"/>
+              <w:right w:val="single" w:sz="4" w:space="0" w:color="auto"/>
+            </w:tcBorders>
+            <w:shd w:val="clear" w:color="000000" w:fill="EAF3F8"/>
+            <w:vAlign w:val="center"/>
+            <w:hideMark/>
+          </w:tcPr>
+          <w:p>
+            <w:pPr>
+              <w:spacing w:after="0" w:line="240" w:lineRule="auto"/>
+              <w:rPr>
+                <w:rFonts w:ascii="Arial" w:eastAsia="Times New Roman" w:hAnsi="Arial" w:cs="Arial"/>
+                <w:color w:val="000000"/>
+                <w:sz w:val="16"/>
+                <w:szCs w:val="16"/>
+                <w:lang w:val="de-CH" w:eastAsia="de-CH"/>
               </w:rPr>
             </w:pPr>
             <w:proofErr w:type="spellStart"/>
             <w:r>
               <w:rPr>
-                <w:rFonts w:ascii="Arial" w:hAnsi="Arial" w:cs="Arial"/>
-                <w:sz w:val="16"/>
-                <w:szCs w:val="16"/>
-              </w:rPr>
-              <w:t>Auftrag</w:t>
+                <w:rFonts w:ascii="Arial" w:eastAsia="Times New Roman" w:hAnsi="Arial" w:cs="Arial"/>
+                <w:color w:val="000000"/>
+                <w:sz w:val="16"/>
+                <w:szCs w:val="16"/>
+                <w:lang w:val="de-CH" w:eastAsia="de-CH"/>
+              </w:rPr>
+              <w:t>int</w:t>
             </w:r>
             <w:proofErr w:type="spellEnd"/>
-          </w:p>
-        </w:tc>
-        <w:tc>
-          <w:tcPr>
-            <w:tcW w:w="3831" w:type="dxa"/>
+            <w:r>
+              <w:rPr>
+                <w:rFonts w:ascii="Arial" w:eastAsia="Times New Roman" w:hAnsi="Arial" w:cs="Arial"/>
+                <w:color w:val="000000"/>
+                <w:sz w:val="16"/>
+                <w:szCs w:val="16"/>
+                <w:lang w:val="de-CH" w:eastAsia="de-CH"/>
+              </w:rPr>
+              <w:t xml:space="preserve"> </w:t>
+            </w:r>
+            <w:proofErr w:type="spellStart"/>
+            <w:r>
+              <w:rPr>
+                <w:rFonts w:ascii="Arial" w:eastAsia="Times New Roman" w:hAnsi="Arial" w:cs="Arial"/>
+                <w:color w:val="000000"/>
+                <w:sz w:val="16"/>
+                <w:szCs w:val="16"/>
+                <w:lang w:val="de-CH" w:eastAsia="de-CH"/>
+              </w:rPr>
+              <w:t>auftragsNummer</w:t>
+            </w:r>
+            <w:proofErr w:type="spellEnd"/>
+            <w:r>
+              <w:rPr>
+                <w:rFonts w:ascii="Arial" w:eastAsia="Times New Roman" w:hAnsi="Arial" w:cs="Arial"/>
+                <w:color w:val="000000"/>
+                <w:sz w:val="16"/>
+                <w:szCs w:val="16"/>
+                <w:lang w:val="de-CH" w:eastAsia="de-CH"/>
+              </w:rPr>
+              <w:t xml:space="preserve">, Auftragsstatus </w:t>
+            </w:r>
+            <w:proofErr w:type="spellStart"/>
+            <w:r>
+              <w:rPr>
+                <w:rFonts w:ascii="Arial" w:eastAsia="Times New Roman" w:hAnsi="Arial" w:cs="Arial"/>
+                <w:color w:val="000000"/>
+                <w:sz w:val="16"/>
+                <w:szCs w:val="16"/>
+                <w:lang w:val="de-CH" w:eastAsia="de-CH"/>
+              </w:rPr>
+              <w:t>neuerStatus</w:t>
+            </w:r>
+            <w:proofErr w:type="spellEnd"/>
+          </w:p>
+        </w:tc>
+        <w:tc>
+          <w:tcPr>
+            <w:tcW w:w="4061" w:type="dxa"/>
+            <w:tcBorders>
+              <w:top w:val="nil"/>
+              <w:left w:val="nil"/>
+              <w:bottom w:val="single" w:sz="4" w:space="0" w:color="auto"/>
+              <w:right w:val="single" w:sz="4" w:space="0" w:color="auto"/>
+            </w:tcBorders>
+            <w:shd w:val="clear" w:color="000000" w:fill="EAF3F8"/>
             <w:vAlign w:val="center"/>
+            <w:hideMark/>
           </w:tcPr>
           <w:p>
             <w:pPr>
               <w:spacing w:after="0" w:line="240" w:lineRule="auto"/>
               <w:rPr>
-                <w:rFonts w:ascii="Arial" w:hAnsi="Arial" w:cs="Arial"/>
-                <w:sz w:val="16"/>
-                <w:szCs w:val="16"/>
-              </w:rPr>
-            </w:pPr>
-            <w:proofErr w:type="spellStart"/>
-            <w:r>
-              <w:rPr>
-                <w:rFonts w:ascii="Arial" w:hAnsi="Arial" w:cs="Arial"/>
-                <w:sz w:val="16"/>
-                <w:szCs w:val="16"/>
-              </w:rPr>
-              <w:t>auftragsNummer</w:t>
-            </w:r>
-            <w:proofErr w:type="spellEnd"/>
-            <w:r>
-              <w:rPr>
-                <w:rFonts w:ascii="Arial" w:hAnsi="Arial" w:cs="Arial"/>
-                <w:sz w:val="16"/>
-                <w:szCs w:val="16"/>
-              </w:rPr>
-              <w:t xml:space="preserve">: int, </w:t>
-            </w:r>
-            <w:proofErr w:type="spellStart"/>
-            <w:r>
-              <w:rPr>
-                <w:rFonts w:ascii="Arial" w:hAnsi="Arial" w:cs="Arial"/>
-                <w:sz w:val="16"/>
-                <w:szCs w:val="16"/>
-              </w:rPr>
-              <w:t>neuerStatus</w:t>
-            </w:r>
-            <w:proofErr w:type="spellEnd"/>
-            <w:r>
-              <w:rPr>
-                <w:rFonts w:ascii="Arial" w:hAnsi="Arial" w:cs="Arial"/>
-                <w:sz w:val="16"/>
-                <w:szCs w:val="16"/>
-              </w:rPr>
-              <w:t xml:space="preserve">: </w:t>
-            </w:r>
-            <w:proofErr w:type="spellStart"/>
-            <w:r>
-              <w:rPr>
-                <w:rFonts w:ascii="Arial" w:hAnsi="Arial" w:cs="Arial"/>
-                <w:sz w:val="16"/>
-                <w:szCs w:val="16"/>
-              </w:rPr>
-              <w:t>Auftragsstatus</w:t>
-            </w:r>
-            <w:proofErr w:type="spellEnd"/>
-          </w:p>
-        </w:tc>
-        <w:tc>
-          <w:tcPr>
-            <w:tcW w:w="2494" w:type="dxa"/>
-            <w:vAlign w:val="center"/>
-          </w:tcPr>
-          <w:p>
-            <w:pPr>
-              <w:spacing w:after="0" w:line="240" w:lineRule="auto"/>
-              <w:rPr>
-                <w:rFonts w:ascii="Arial" w:hAnsi="Arial" w:cs="Arial"/>
-                <w:sz w:val="16"/>
-                <w:szCs w:val="16"/>
-              </w:rPr>
-            </w:pPr>
-            <w:r>
-              <w:rPr>
-                <w:rFonts w:ascii="Arial" w:hAnsi="Arial" w:cs="Arial"/>
-                <w:sz w:val="16"/>
-                <w:szCs w:val="16"/>
-              </w:rPr>
-              <w:t>Ändert den Status eines bestehenden Auftrags und aktualisiert ihn im Repository.</w:t>
+                <w:rFonts w:ascii="Arial" w:eastAsia="Times New Roman" w:hAnsi="Arial" w:cs="Arial"/>
+                <w:color w:val="000000"/>
+                <w:sz w:val="16"/>
+                <w:szCs w:val="16"/>
+                <w:lang w:val="de-CH" w:eastAsia="de-CH"/>
+              </w:rPr>
+            </w:pPr>
+            <w:r>
+              <w:rPr>
+                <w:rFonts w:ascii="Arial" w:eastAsia="Times New Roman" w:hAnsi="Arial" w:cs="Arial"/>
+                <w:color w:val="000000"/>
+                <w:sz w:val="16"/>
+                <w:szCs w:val="16"/>
+                <w:lang w:val="de-CH" w:eastAsia="de-CH"/>
+              </w:rPr>
+              <w:t>Ändert den Status eines bestehenden Auftrags.</w:t>
             </w:r>
           </w:p>
         </w:tc>
       </w:tr>
     </w:tbl>
+    <w:p>
+      <w:pPr>
+        <w:rPr>
+          <w:lang w:val="de-CH"/>
+        </w:rPr>
+      </w:pPr>
+    </w:p>
     <w:p>
       <w:pPr>
         <w:spacing w:after="40"/>
@@ -7722,7 +8008,6 @@
     </w:p>
     <w:p>
       <w:pPr>
-        <w:spacing w:after="40"/>
         <w:jc w:val="center"/>
       </w:pPr>
       <w:r>
@@ -7730,10 +8015,10 @@
           <w:noProof/>
         </w:rPr>
         <w:drawing>
-          <wp:inline distT="0" distB="0" distL="0" distR="0" wp14:anchorId="15F232E2" wp14:editId="1961AEB4">
-            <wp:extent cx="6567055" cy="2668007"/>
-            <wp:effectExtent l="0" t="0" r="5715" b="0"/>
-            <wp:docPr id="561187940" name="Grafik 1"/>
+          <wp:inline distT="0" distB="0" distL="0" distR="0" wp14:anchorId="5AAB41C1" wp14:editId="35DE9B2B">
+            <wp:extent cx="5891799" cy="2207830"/>
+            <wp:effectExtent l="0" t="0" r="0" b="2540"/>
+            <wp:docPr id="814162240" name="Grafik 1"/>
             <wp:cNvGraphicFramePr>
               <a:graphicFrameLocks xmlns:a="http://schemas.openxmlformats.org/drawingml/2006/main" noChangeAspect="1"/>
             </wp:cNvGraphicFramePr>
@@ -7741,7 +8026,7 @@
               <a:graphicData uri="http://schemas.openxmlformats.org/drawingml/2006/picture">
                 <pic:pic xmlns:pic="http://schemas.openxmlformats.org/drawingml/2006/picture">
                   <pic:nvPicPr>
-                    <pic:cNvPr id="561187940" name=""/>
+                    <pic:cNvPr id="814162240" name=""/>
                     <pic:cNvPicPr/>
                   </pic:nvPicPr>
                   <pic:blipFill>
@@ -7753,7 +8038,7 @@
                   <pic:spPr>
                     <a:xfrm>
                       <a:off x="0" y="0"/>
-                      <a:ext cx="6591274" cy="2677846"/>
+                      <a:ext cx="5945035" cy="2227779"/>
                     </a:xfrm>
                     <a:prstGeom prst="rect">
                       <a:avLst/>
@@ -7830,6 +8115,7 @@
         <w:rPr>
           <w:color w:val="1F4E79"/>
           <w:sz w:val="24"/>
+          <w:lang w:val="de-CH"/>
         </w:rPr>
       </w:pPr>
       <w:bookmarkStart w:id="14" w:name="_Toc231668330"/>
@@ -7837,6 +8123,7 @@
         <w:rPr>
           <w:color w:val="1F4E79"/>
           <w:sz w:val="24"/>
+          <w:lang w:val="de-CH"/>
         </w:rPr>
         <w:t>4.3 Eingesetzte Patterns in der Business-Schicht</w:t>
       </w:r>
@@ -8321,24 +8608,12 @@
     </w:p>
     <w:p>
       <w:pPr>
-        <w:rPr>
-          <w:lang w:val="de-CH"/>
-        </w:rPr>
-      </w:pPr>
-      <w:r>
-        <w:rPr>
-          <w:lang w:val="de-CH"/>
-        </w:rPr>
-        <w:br w:type="page"/>
-      </w:r>
-    </w:p>
-    <w:p>
-      <w:pPr>
         <w:pStyle w:val="berschrift1"/>
         <w:spacing w:line="276" w:lineRule="auto"/>
         <w:rPr>
           <w:color w:val="1F4E79"/>
           <w:sz w:val="30"/>
+          <w:lang w:val="de-CH"/>
         </w:rPr>
       </w:pPr>
       <w:bookmarkStart w:id="15" w:name="_Toc231668331"/>
@@ -8346,6 +8621,7 @@
         <w:rPr>
           <w:color w:val="1F4E79"/>
           <w:sz w:val="30"/>
+          <w:lang w:val="de-CH"/>
         </w:rPr>
         <w:lastRenderedPageBreak/>
         <w:t xml:space="preserve">5 Designmodell </w:t>
@@ -8355,6 +8631,7 @@
         <w:rPr>
           <w:color w:val="1F4E79"/>
           <w:sz w:val="30"/>
+          <w:lang w:val="de-CH"/>
         </w:rPr>
         <w:t>Persistence</w:t>
       </w:r>
@@ -8363,6 +8640,7 @@
         <w:rPr>
           <w:color w:val="1F4E79"/>
           <w:sz w:val="30"/>
+          <w:lang w:val="de-CH"/>
         </w:rPr>
         <w:t>-Schicht</w:t>
       </w:r>
@@ -9242,6 +9520,7 @@
         <w:rPr>
           <w:color w:val="1F4E79"/>
           <w:sz w:val="24"/>
+          <w:lang w:val="de-CH"/>
         </w:rPr>
       </w:pPr>
       <w:bookmarkStart w:id="18" w:name="_Toc231668334"/>
@@ -9249,6 +9528,7 @@
         <w:rPr>
           <w:color w:val="1F4E79"/>
           <w:sz w:val="24"/>
+          <w:lang w:val="de-CH"/>
         </w:rPr>
         <w:t xml:space="preserve">5.3 Datenhaltung ohne </w:t>
       </w:r>
@@ -9257,6 +9537,7 @@
         <w:rPr>
           <w:color w:val="1F4E79"/>
           <w:sz w:val="24"/>
+          <w:lang w:val="de-CH"/>
         </w:rPr>
         <w:t>MariaDB</w:t>
       </w:r>
@@ -11103,10 +11384,10 @@
           <w:lang w:val="de-CH"/>
         </w:rPr>
         <w:drawing>
-          <wp:inline distT="0" distB="0" distL="0" distR="0" wp14:anchorId="67784EE0" wp14:editId="0FF6A272">
-            <wp:extent cx="6184092" cy="3739320"/>
-            <wp:effectExtent l="0" t="0" r="7620" b="0"/>
-            <wp:docPr id="1855425318" name="Grafik 1"/>
+          <wp:inline distT="0" distB="0" distL="0" distR="0" wp14:anchorId="23FDC90F" wp14:editId="160DB772">
+            <wp:extent cx="6207110" cy="3105745"/>
+            <wp:effectExtent l="0" t="0" r="3810" b="0"/>
+            <wp:docPr id="1186586936" name="Grafik 1"/>
             <wp:cNvGraphicFramePr>
               <a:graphicFrameLocks xmlns:a="http://schemas.openxmlformats.org/drawingml/2006/main" noChangeAspect="1"/>
             </wp:cNvGraphicFramePr>
@@ -11114,7 +11395,7 @@
               <a:graphicData uri="http://schemas.openxmlformats.org/drawingml/2006/picture">
                 <pic:pic xmlns:pic="http://schemas.openxmlformats.org/drawingml/2006/picture">
                   <pic:nvPicPr>
-                    <pic:cNvPr id="1855425318" name=""/>
+                    <pic:cNvPr id="1186586936" name=""/>
                     <pic:cNvPicPr/>
                   </pic:nvPicPr>
                   <pic:blipFill>
@@ -11126,7 +11407,7 @@
                   <pic:spPr>
                     <a:xfrm>
                       <a:off x="0" y="0"/>
-                      <a:ext cx="6211550" cy="3755923"/>
+                      <a:ext cx="6241336" cy="3122870"/>
                     </a:xfrm>
                     <a:prstGeom prst="rect">
                       <a:avLst/>
@@ -11141,20 +11422,11 @@
     </w:p>
     <w:p>
       <w:pPr>
-        <w:spacing w:after="40"/>
-        <w:jc w:val="center"/>
-      </w:pPr>
-    </w:p>
-    <w:p>
-      <w:pPr>
-        <w:spacing w:after="40"/>
-        <w:jc w:val="center"/>
-      </w:pPr>
-    </w:p>
-    <w:p>
-      <w:pPr>
         <w:jc w:val="center"/>
         <w:rPr>
+          <w:i/>
+          <w:color w:val="5A5A5A"/>
+          <w:sz w:val="16"/>
           <w:lang w:val="de-CH"/>
         </w:rPr>
       </w:pPr>
@@ -11167,6 +11439,14 @@
         </w:rPr>
         <w:t>Abbildung 5: Sequenzdiagramm für den Normalablauf von UC1 Auftrag anlegen.</w:t>
       </w:r>
+    </w:p>
+    <w:p>
+      <w:pPr>
+        <w:jc w:val="center"/>
+        <w:rPr>
+          <w:lang w:val="de-CH"/>
+        </w:rPr>
+      </w:pPr>
     </w:p>
     <w:tbl>
       <w:tblPr>
@@ -11561,6 +11841,7 @@
         <w:rPr>
           <w:color w:val="1F4E79"/>
           <w:sz w:val="30"/>
+          <w:lang w:val="de-CH"/>
         </w:rPr>
       </w:pPr>
       <w:bookmarkStart w:id="24" w:name="_Toc231668340"/>
@@ -11568,6 +11849,7 @@
         <w:rPr>
           <w:color w:val="1F4E79"/>
           <w:sz w:val="30"/>
+          <w:lang w:val="de-CH"/>
         </w:rPr>
         <w:lastRenderedPageBreak/>
         <w:t>8 Glossar der Design-Verantwortlichkeiten</w:t>
@@ -12536,7 +12818,47 @@
                 <w:szCs w:val="16"/>
                 <w:lang w:val="de-CH"/>
               </w:rPr>
-              <w:t>Repräsentiert den Werkstattauftrag der ersten Iteration.</w:t>
+              <w:t xml:space="preserve">Repräsentiert den Werkstattauftrag der ersten Iteration. Wurde im Prototyp strikt auf die zwei Kernattribute </w:t>
+            </w:r>
+            <w:proofErr w:type="spellStart"/>
+            <w:r>
+              <w:rPr>
+                <w:rFonts w:ascii="Arial" w:hAnsi="Arial" w:cs="Arial"/>
+                <w:sz w:val="16"/>
+                <w:szCs w:val="16"/>
+                <w:lang w:val="de-CH"/>
+              </w:rPr>
+              <w:t>auftragsNummer</w:t>
+            </w:r>
+            <w:proofErr w:type="spellEnd"/>
+            <w:r>
+              <w:rPr>
+                <w:rFonts w:ascii="Arial" w:hAnsi="Arial" w:cs="Arial"/>
+                <w:sz w:val="16"/>
+                <w:szCs w:val="16"/>
+                <w:lang w:val="de-CH"/>
+              </w:rPr>
+              <w:t xml:space="preserve"> und </w:t>
+            </w:r>
+            <w:proofErr w:type="spellStart"/>
+            <w:r>
+              <w:rPr>
+                <w:rFonts w:ascii="Arial" w:hAnsi="Arial" w:cs="Arial"/>
+                <w:sz w:val="16"/>
+                <w:szCs w:val="16"/>
+                <w:lang w:val="de-CH"/>
+              </w:rPr>
+              <w:t>status</w:t>
+            </w:r>
+            <w:proofErr w:type="spellEnd"/>
+            <w:r>
+              <w:rPr>
+                <w:rFonts w:ascii="Arial" w:hAnsi="Arial" w:cs="Arial"/>
+                <w:sz w:val="16"/>
+                <w:szCs w:val="16"/>
+                <w:lang w:val="de-CH"/>
+              </w:rPr>
+              <w:t xml:space="preserve"> reduziert.“</w:t>
             </w:r>
           </w:p>
         </w:tc>
@@ -12656,7 +12978,7 @@
                 <w:szCs w:val="16"/>
                 <w:lang w:val="de-CH"/>
               </w:rPr>
-              <w:t>Definiert die erlaubten Zustände eines Auftrags: Offen, In Arbeit, Wartet auf Teile, Fertig, Storniert.</w:t>
+              <w:t>Definiert die fachlichen Operationen für Auftrag anlegen, Auftrag lesen, alle Aufträge lesen und Status ändern.</w:t>
             </w:r>
           </w:p>
         </w:tc>
@@ -13603,1057 +13925,41 @@
       <w:bookmarkEnd w:id="26"/>
       <w:proofErr w:type="spellEnd"/>
     </w:p>
-    <w:tbl>
-      <w:tblPr>
-        <w:tblStyle w:val="Tabellenraster"/>
-        <w:tblW w:w="0" w:type="auto"/>
-        <w:jc w:val="center"/>
-        <w:tblLayout w:type="fixed"/>
-        <w:tblLook w:val="04A0" w:firstRow="1" w:lastRow="0" w:firstColumn="1" w:lastColumn="0" w:noHBand="0" w:noVBand="1"/>
-      </w:tblPr>
-      <w:tblGrid>
-        <w:gridCol w:w="1247"/>
-        <w:gridCol w:w="2292"/>
-        <w:gridCol w:w="2186"/>
-        <w:gridCol w:w="2664"/>
-        <w:gridCol w:w="1474"/>
-      </w:tblGrid>
-      <w:tr>
-        <w:trPr>
-          <w:trHeight w:val="425"/>
-          <w:jc w:val="center"/>
-        </w:trPr>
-        <w:tc>
-          <w:tcPr>
-            <w:tcW w:w="1247" w:type="dxa"/>
-            <w:shd w:val="clear" w:color="auto" w:fill="1F4E79"/>
-            <w:vAlign w:val="center"/>
-          </w:tcPr>
-          <w:p>
-            <w:pPr>
-              <w:spacing w:after="0" w:line="240" w:lineRule="auto"/>
-              <w:rPr>
-                <w:rFonts w:ascii="Arial" w:hAnsi="Arial" w:cs="Arial"/>
-                <w:sz w:val="16"/>
-                <w:szCs w:val="16"/>
-              </w:rPr>
-            </w:pPr>
-            <w:r>
-              <w:rPr>
-                <w:rFonts w:ascii="Arial" w:hAnsi="Arial" w:cs="Arial"/>
-                <w:b/>
-                <w:color w:val="FFFFFF"/>
-                <w:sz w:val="16"/>
-                <w:szCs w:val="16"/>
-              </w:rPr>
-              <w:t>Datum</w:t>
-            </w:r>
-          </w:p>
-        </w:tc>
-        <w:tc>
-          <w:tcPr>
-            <w:tcW w:w="2292" w:type="dxa"/>
-            <w:shd w:val="clear" w:color="auto" w:fill="1F4E79"/>
-            <w:vAlign w:val="center"/>
-          </w:tcPr>
-          <w:p>
-            <w:pPr>
-              <w:spacing w:after="0" w:line="240" w:lineRule="auto"/>
-              <w:rPr>
-                <w:rFonts w:ascii="Arial" w:hAnsi="Arial" w:cs="Arial"/>
-                <w:sz w:val="16"/>
-                <w:szCs w:val="16"/>
-              </w:rPr>
-            </w:pPr>
-            <w:proofErr w:type="spellStart"/>
-            <w:r>
-              <w:rPr>
-                <w:rFonts w:ascii="Arial" w:hAnsi="Arial" w:cs="Arial"/>
-                <w:b/>
-                <w:color w:val="FFFFFF"/>
-                <w:sz w:val="16"/>
-                <w:szCs w:val="16"/>
-              </w:rPr>
-              <w:t>Beteiligte</w:t>
-            </w:r>
-            <w:proofErr w:type="spellEnd"/>
-          </w:p>
-        </w:tc>
-        <w:tc>
-          <w:tcPr>
-            <w:tcW w:w="2186" w:type="dxa"/>
-            <w:shd w:val="clear" w:color="auto" w:fill="1F4E79"/>
-            <w:vAlign w:val="center"/>
-          </w:tcPr>
-          <w:p>
-            <w:pPr>
-              <w:spacing w:after="0" w:line="240" w:lineRule="auto"/>
-              <w:rPr>
-                <w:rFonts w:ascii="Arial" w:hAnsi="Arial" w:cs="Arial"/>
-                <w:sz w:val="16"/>
-                <w:szCs w:val="16"/>
-              </w:rPr>
-            </w:pPr>
-            <w:proofErr w:type="spellStart"/>
-            <w:r>
-              <w:rPr>
-                <w:rFonts w:ascii="Arial" w:hAnsi="Arial" w:cs="Arial"/>
-                <w:b/>
-                <w:color w:val="FFFFFF"/>
-                <w:sz w:val="16"/>
-                <w:szCs w:val="16"/>
-              </w:rPr>
-              <w:t>Tätigkeit</w:t>
-            </w:r>
-            <w:proofErr w:type="spellEnd"/>
-          </w:p>
-        </w:tc>
-        <w:tc>
-          <w:tcPr>
-            <w:tcW w:w="2664" w:type="dxa"/>
-            <w:shd w:val="clear" w:color="auto" w:fill="1F4E79"/>
-            <w:vAlign w:val="center"/>
-          </w:tcPr>
-          <w:p>
-            <w:pPr>
-              <w:spacing w:after="0" w:line="240" w:lineRule="auto"/>
-              <w:rPr>
-                <w:rFonts w:ascii="Arial" w:hAnsi="Arial" w:cs="Arial"/>
-                <w:sz w:val="16"/>
-                <w:szCs w:val="16"/>
-              </w:rPr>
-            </w:pPr>
-            <w:proofErr w:type="spellStart"/>
-            <w:r>
-              <w:rPr>
-                <w:rFonts w:ascii="Arial" w:hAnsi="Arial" w:cs="Arial"/>
-                <w:b/>
-                <w:color w:val="FFFFFF"/>
-                <w:sz w:val="16"/>
-                <w:szCs w:val="16"/>
-              </w:rPr>
-              <w:t>Ergebnis</w:t>
-            </w:r>
-            <w:proofErr w:type="spellEnd"/>
-          </w:p>
-        </w:tc>
-        <w:tc>
-          <w:tcPr>
-            <w:tcW w:w="1474" w:type="dxa"/>
-            <w:shd w:val="clear" w:color="auto" w:fill="1F4E79"/>
-            <w:vAlign w:val="center"/>
-          </w:tcPr>
-          <w:p>
-            <w:pPr>
-              <w:spacing w:after="0" w:line="240" w:lineRule="auto"/>
-              <w:rPr>
-                <w:rFonts w:ascii="Arial" w:hAnsi="Arial" w:cs="Arial"/>
-                <w:sz w:val="16"/>
-                <w:szCs w:val="16"/>
-              </w:rPr>
-            </w:pPr>
-            <w:proofErr w:type="spellStart"/>
-            <w:r>
-              <w:rPr>
-                <w:rFonts w:ascii="Arial" w:hAnsi="Arial" w:cs="Arial"/>
-                <w:b/>
-                <w:color w:val="FFFFFF"/>
-                <w:sz w:val="16"/>
-                <w:szCs w:val="16"/>
-              </w:rPr>
-              <w:t>Nächster</w:t>
-            </w:r>
-            <w:proofErr w:type="spellEnd"/>
-            <w:r>
-              <w:rPr>
-                <w:rFonts w:ascii="Arial" w:hAnsi="Arial" w:cs="Arial"/>
-                <w:b/>
-                <w:color w:val="FFFFFF"/>
-                <w:sz w:val="16"/>
-                <w:szCs w:val="16"/>
-              </w:rPr>
-              <w:t xml:space="preserve"> Schritt</w:t>
-            </w:r>
-          </w:p>
-        </w:tc>
-      </w:tr>
-      <w:tr>
-        <w:trPr>
-          <w:trHeight w:val="801"/>
-          <w:jc w:val="center"/>
-        </w:trPr>
-        <w:tc>
-          <w:tcPr>
-            <w:tcW w:w="1247" w:type="dxa"/>
-            <w:vAlign w:val="center"/>
-          </w:tcPr>
-          <w:p>
-            <w:pPr>
-              <w:spacing w:after="0" w:line="240" w:lineRule="auto"/>
-              <w:rPr>
-                <w:rFonts w:ascii="Arial" w:eastAsia="Arial" w:hAnsi="Arial"/>
-                <w:sz w:val="16"/>
-                <w:szCs w:val="16"/>
-              </w:rPr>
-            </w:pPr>
-            <w:r>
-              <w:rPr>
-                <w:rFonts w:ascii="Arial" w:eastAsia="Arial" w:hAnsi="Arial"/>
-                <w:sz w:val="16"/>
-                <w:szCs w:val="16"/>
-              </w:rPr>
-              <w:t>05.05.2026</w:t>
-            </w:r>
-          </w:p>
-        </w:tc>
-        <w:tc>
-          <w:tcPr>
-            <w:tcW w:w="2292" w:type="dxa"/>
-            <w:vAlign w:val="center"/>
-          </w:tcPr>
-          <w:p>
-            <w:pPr>
-              <w:spacing w:after="0" w:line="240" w:lineRule="auto"/>
-              <w:rPr>
-                <w:rFonts w:ascii="Arial" w:eastAsia="Arial" w:hAnsi="Arial"/>
-                <w:sz w:val="16"/>
-                <w:szCs w:val="16"/>
-              </w:rPr>
-            </w:pPr>
-            <w:r>
-              <w:rPr>
-                <w:rFonts w:ascii="Arial" w:eastAsia="Arial" w:hAnsi="Arial"/>
-                <w:sz w:val="16"/>
-                <w:szCs w:val="16"/>
-              </w:rPr>
-              <w:t xml:space="preserve">Livio Luna, Dominic Lolos, </w:t>
-            </w:r>
-            <w:proofErr w:type="spellStart"/>
-            <w:r>
-              <w:rPr>
-                <w:rFonts w:ascii="Arial" w:eastAsia="Arial" w:hAnsi="Arial"/>
-                <w:sz w:val="16"/>
-                <w:szCs w:val="16"/>
-              </w:rPr>
-              <w:t>Dozent</w:t>
-            </w:r>
-            <w:proofErr w:type="spellEnd"/>
-          </w:p>
-        </w:tc>
-        <w:tc>
-          <w:tcPr>
-            <w:tcW w:w="2186" w:type="dxa"/>
-            <w:vAlign w:val="center"/>
-          </w:tcPr>
-          <w:p>
-            <w:pPr>
-              <w:spacing w:after="0" w:line="240" w:lineRule="auto"/>
-              <w:rPr>
-                <w:rFonts w:ascii="Arial" w:eastAsia="Arial" w:hAnsi="Arial"/>
-                <w:sz w:val="16"/>
-                <w:szCs w:val="16"/>
-              </w:rPr>
-            </w:pPr>
-            <w:proofErr w:type="spellStart"/>
-            <w:r>
-              <w:rPr>
-                <w:rFonts w:ascii="Arial" w:eastAsia="Arial" w:hAnsi="Arial"/>
-                <w:sz w:val="16"/>
-                <w:szCs w:val="16"/>
-              </w:rPr>
-              <w:t>Zwischenbesprechung</w:t>
-            </w:r>
-            <w:proofErr w:type="spellEnd"/>
-            <w:r>
-              <w:rPr>
-                <w:rFonts w:ascii="Arial" w:eastAsia="Arial" w:hAnsi="Arial"/>
-                <w:sz w:val="16"/>
-                <w:szCs w:val="16"/>
-              </w:rPr>
-              <w:t xml:space="preserve"> Aufgabe 4 und </w:t>
-            </w:r>
-            <w:proofErr w:type="spellStart"/>
-            <w:r>
-              <w:rPr>
-                <w:rFonts w:ascii="Arial" w:eastAsia="Arial" w:hAnsi="Arial"/>
-                <w:sz w:val="16"/>
-                <w:szCs w:val="16"/>
-              </w:rPr>
-              <w:t>Konsistenzprüfung</w:t>
-            </w:r>
-            <w:proofErr w:type="spellEnd"/>
-            <w:r>
-              <w:rPr>
-                <w:rFonts w:ascii="Arial" w:eastAsia="Arial" w:hAnsi="Arial"/>
-                <w:sz w:val="16"/>
-                <w:szCs w:val="16"/>
-              </w:rPr>
-              <w:t>.</w:t>
-            </w:r>
-          </w:p>
-        </w:tc>
-        <w:tc>
-          <w:tcPr>
-            <w:tcW w:w="2664" w:type="dxa"/>
-            <w:vAlign w:val="center"/>
-          </w:tcPr>
-          <w:p>
-            <w:pPr>
-              <w:spacing w:after="0" w:line="240" w:lineRule="auto"/>
-              <w:rPr>
-                <w:rFonts w:ascii="Arial" w:eastAsia="Arial" w:hAnsi="Arial"/>
-                <w:sz w:val="16"/>
-                <w:szCs w:val="16"/>
-              </w:rPr>
-            </w:pPr>
-            <w:r>
-              <w:rPr>
-                <w:rFonts w:ascii="Arial" w:eastAsia="Arial" w:hAnsi="Arial"/>
-                <w:sz w:val="16"/>
-                <w:szCs w:val="16"/>
-              </w:rPr>
-              <w:t>Grundrichtung bestätigt; kleine Konsistenzanpassungen erkannt.</w:t>
-            </w:r>
-          </w:p>
-        </w:tc>
-        <w:tc>
-          <w:tcPr>
-            <w:tcW w:w="1474" w:type="dxa"/>
-            <w:vAlign w:val="center"/>
-          </w:tcPr>
-          <w:p>
-            <w:pPr>
-              <w:spacing w:after="0" w:line="240" w:lineRule="auto"/>
-              <w:rPr>
-                <w:rFonts w:ascii="Arial" w:eastAsia="Arial" w:hAnsi="Arial"/>
-                <w:sz w:val="16"/>
-                <w:szCs w:val="16"/>
-              </w:rPr>
-            </w:pPr>
-            <w:proofErr w:type="spellStart"/>
-            <w:r>
-              <w:rPr>
-                <w:rFonts w:ascii="Arial" w:eastAsia="Arial" w:hAnsi="Arial"/>
-                <w:sz w:val="16"/>
-                <w:szCs w:val="16"/>
-              </w:rPr>
-              <w:t>MariaDB</w:t>
-            </w:r>
-            <w:proofErr w:type="spellEnd"/>
-            <w:r>
-              <w:rPr>
-                <w:rFonts w:ascii="Arial" w:eastAsia="Arial" w:hAnsi="Arial"/>
-                <w:sz w:val="16"/>
-                <w:szCs w:val="16"/>
-              </w:rPr>
-              <w:t>-Bezug entfernen und Design schärfen.</w:t>
-            </w:r>
-          </w:p>
-        </w:tc>
-      </w:tr>
-      <w:tr>
-        <w:trPr>
-          <w:trHeight w:val="983"/>
-          <w:jc w:val="center"/>
-        </w:trPr>
-        <w:tc>
-          <w:tcPr>
-            <w:tcW w:w="1247" w:type="dxa"/>
-            <w:shd w:val="clear" w:color="auto" w:fill="EAF3F8"/>
-            <w:vAlign w:val="center"/>
-          </w:tcPr>
-          <w:p>
-            <w:pPr>
-              <w:spacing w:after="0" w:line="240" w:lineRule="auto"/>
-              <w:rPr>
-                <w:rFonts w:ascii="Arial" w:eastAsia="Arial" w:hAnsi="Arial"/>
-                <w:sz w:val="16"/>
-                <w:szCs w:val="16"/>
-              </w:rPr>
-            </w:pPr>
-            <w:r>
-              <w:rPr>
-                <w:rFonts w:ascii="Arial" w:eastAsia="Arial" w:hAnsi="Arial"/>
-                <w:sz w:val="16"/>
-                <w:szCs w:val="16"/>
-              </w:rPr>
-              <w:t>05.06.2026</w:t>
-            </w:r>
-          </w:p>
-        </w:tc>
-        <w:tc>
-          <w:tcPr>
-            <w:tcW w:w="2292" w:type="dxa"/>
-            <w:shd w:val="clear" w:color="auto" w:fill="EAF3F8"/>
-            <w:vAlign w:val="center"/>
-          </w:tcPr>
-          <w:p>
-            <w:pPr>
-              <w:spacing w:after="0" w:line="240" w:lineRule="auto"/>
-              <w:rPr>
-                <w:rFonts w:ascii="Arial" w:eastAsia="Arial" w:hAnsi="Arial"/>
-                <w:sz w:val="16"/>
-                <w:szCs w:val="16"/>
-              </w:rPr>
-            </w:pPr>
-            <w:r>
-              <w:rPr>
-                <w:rFonts w:ascii="Arial" w:eastAsia="Arial" w:hAnsi="Arial"/>
-                <w:sz w:val="16"/>
-                <w:szCs w:val="16"/>
-              </w:rPr>
-              <w:t>Livio Luna</w:t>
-            </w:r>
-            <w:r>
-              <w:rPr>
-                <w:rFonts w:ascii="Arial" w:eastAsia="Arial" w:hAnsi="Arial"/>
-                <w:sz w:val="16"/>
-                <w:szCs w:val="16"/>
-              </w:rPr>
-              <w:t>, Dominic Lolos,</w:t>
-            </w:r>
-          </w:p>
-        </w:tc>
-        <w:tc>
-          <w:tcPr>
-            <w:tcW w:w="2186" w:type="dxa"/>
-            <w:shd w:val="clear" w:color="auto" w:fill="EAF3F8"/>
-            <w:vAlign w:val="center"/>
-          </w:tcPr>
-          <w:p>
-            <w:pPr>
-              <w:spacing w:after="0" w:line="240" w:lineRule="auto"/>
-              <w:rPr>
-                <w:rFonts w:ascii="Arial" w:eastAsia="Arial" w:hAnsi="Arial"/>
-                <w:sz w:val="16"/>
-                <w:szCs w:val="16"/>
-              </w:rPr>
-            </w:pPr>
-            <w:r>
-              <w:rPr>
-                <w:rFonts w:ascii="Arial" w:eastAsia="Arial" w:hAnsi="Arial"/>
-                <w:sz w:val="16"/>
-                <w:szCs w:val="16"/>
-              </w:rPr>
-              <w:t xml:space="preserve">Aufgabe 4 neu </w:t>
-            </w:r>
-            <w:proofErr w:type="spellStart"/>
-            <w:r>
-              <w:rPr>
-                <w:rFonts w:ascii="Arial" w:eastAsia="Arial" w:hAnsi="Arial"/>
-                <w:sz w:val="16"/>
-                <w:szCs w:val="16"/>
-              </w:rPr>
-              <w:t>strukturiert</w:t>
-            </w:r>
-            <w:proofErr w:type="spellEnd"/>
-            <w:r>
-              <w:rPr>
-                <w:rFonts w:ascii="Arial" w:eastAsia="Arial" w:hAnsi="Arial"/>
-                <w:sz w:val="16"/>
-                <w:szCs w:val="16"/>
-              </w:rPr>
-              <w:t>.</w:t>
-            </w:r>
-          </w:p>
-        </w:tc>
-        <w:tc>
-          <w:tcPr>
-            <w:tcW w:w="2664" w:type="dxa"/>
-            <w:shd w:val="clear" w:color="auto" w:fill="EAF3F8"/>
-            <w:vAlign w:val="center"/>
-          </w:tcPr>
-          <w:p>
-            <w:pPr>
-              <w:spacing w:after="0" w:line="240" w:lineRule="auto"/>
-              <w:rPr>
-                <w:rFonts w:ascii="Arial" w:eastAsia="Arial" w:hAnsi="Arial"/>
-                <w:sz w:val="16"/>
-                <w:szCs w:val="16"/>
-              </w:rPr>
-            </w:pPr>
-            <w:proofErr w:type="spellStart"/>
-            <w:r>
-              <w:rPr>
-                <w:rFonts w:ascii="Arial" w:eastAsia="Arial" w:hAnsi="Arial"/>
-                <w:sz w:val="16"/>
-                <w:szCs w:val="16"/>
-              </w:rPr>
-              <w:t>Dokumentaufbau</w:t>
-            </w:r>
-            <w:proofErr w:type="spellEnd"/>
-            <w:r>
-              <w:rPr>
-                <w:rFonts w:ascii="Arial" w:eastAsia="Arial" w:hAnsi="Arial"/>
-                <w:sz w:val="16"/>
-                <w:szCs w:val="16"/>
-              </w:rPr>
-              <w:t xml:space="preserve"> </w:t>
-            </w:r>
-            <w:proofErr w:type="spellStart"/>
-            <w:r>
-              <w:rPr>
-                <w:rFonts w:ascii="Arial" w:eastAsia="Arial" w:hAnsi="Arial"/>
-                <w:sz w:val="16"/>
-                <w:szCs w:val="16"/>
-              </w:rPr>
-              <w:t>gemäss</w:t>
-            </w:r>
-            <w:proofErr w:type="spellEnd"/>
-            <w:r>
-              <w:rPr>
-                <w:rFonts w:ascii="Arial" w:eastAsia="Arial" w:hAnsi="Arial"/>
-                <w:sz w:val="16"/>
-                <w:szCs w:val="16"/>
-              </w:rPr>
-              <w:t xml:space="preserve"> </w:t>
-            </w:r>
-            <w:proofErr w:type="spellStart"/>
-            <w:r>
-              <w:rPr>
-                <w:rFonts w:ascii="Arial" w:eastAsia="Arial" w:hAnsi="Arial"/>
-                <w:sz w:val="16"/>
-                <w:szCs w:val="16"/>
-              </w:rPr>
-              <w:t>Bewertungskriterien</w:t>
-            </w:r>
-            <w:proofErr w:type="spellEnd"/>
-            <w:r>
-              <w:rPr>
-                <w:rFonts w:ascii="Arial" w:eastAsia="Arial" w:hAnsi="Arial"/>
-                <w:sz w:val="16"/>
-                <w:szCs w:val="16"/>
-              </w:rPr>
-              <w:t xml:space="preserve"> </w:t>
-            </w:r>
-            <w:proofErr w:type="spellStart"/>
-            <w:r>
-              <w:rPr>
-                <w:rFonts w:ascii="Arial" w:eastAsia="Arial" w:hAnsi="Arial"/>
-                <w:sz w:val="16"/>
-                <w:szCs w:val="16"/>
-              </w:rPr>
-              <w:t>erstellt</w:t>
-            </w:r>
-            <w:proofErr w:type="spellEnd"/>
-            <w:r>
-              <w:rPr>
-                <w:rFonts w:ascii="Arial" w:eastAsia="Arial" w:hAnsi="Arial"/>
-                <w:sz w:val="16"/>
-                <w:szCs w:val="16"/>
-              </w:rPr>
-              <w:t>.</w:t>
-            </w:r>
-          </w:p>
-        </w:tc>
-        <w:tc>
-          <w:tcPr>
-            <w:tcW w:w="1474" w:type="dxa"/>
-            <w:shd w:val="clear" w:color="auto" w:fill="EAF3F8"/>
-            <w:vAlign w:val="center"/>
-          </w:tcPr>
-          <w:p>
-            <w:pPr>
-              <w:spacing w:after="0" w:line="240" w:lineRule="auto"/>
-              <w:rPr>
-                <w:rFonts w:ascii="Arial" w:eastAsia="Arial" w:hAnsi="Arial"/>
-                <w:sz w:val="16"/>
-                <w:szCs w:val="16"/>
-              </w:rPr>
-            </w:pPr>
-            <w:proofErr w:type="spellStart"/>
-            <w:r>
-              <w:rPr>
-                <w:rFonts w:ascii="Arial" w:eastAsia="Arial" w:hAnsi="Arial"/>
-                <w:sz w:val="16"/>
-                <w:szCs w:val="16"/>
-              </w:rPr>
-              <w:t>Diagramme</w:t>
-            </w:r>
-            <w:proofErr w:type="spellEnd"/>
-            <w:r>
-              <w:rPr>
-                <w:rFonts w:ascii="Arial" w:eastAsia="Arial" w:hAnsi="Arial"/>
-                <w:sz w:val="16"/>
-                <w:szCs w:val="16"/>
-              </w:rPr>
-              <w:t xml:space="preserve"> und </w:t>
-            </w:r>
-            <w:proofErr w:type="spellStart"/>
-            <w:r>
-              <w:rPr>
-                <w:rFonts w:ascii="Arial" w:eastAsia="Arial" w:hAnsi="Arial"/>
-                <w:sz w:val="16"/>
-                <w:szCs w:val="16"/>
-              </w:rPr>
-              <w:t>Glossar</w:t>
-            </w:r>
-            <w:proofErr w:type="spellEnd"/>
-            <w:r>
-              <w:rPr>
-                <w:rFonts w:ascii="Arial" w:eastAsia="Arial" w:hAnsi="Arial"/>
-                <w:sz w:val="16"/>
-                <w:szCs w:val="16"/>
-              </w:rPr>
-              <w:t xml:space="preserve"> </w:t>
-            </w:r>
-            <w:proofErr w:type="spellStart"/>
-            <w:r>
-              <w:rPr>
-                <w:rFonts w:ascii="Arial" w:eastAsia="Arial" w:hAnsi="Arial"/>
-                <w:sz w:val="16"/>
-                <w:szCs w:val="16"/>
-              </w:rPr>
-              <w:t>finalisieren</w:t>
-            </w:r>
-            <w:proofErr w:type="spellEnd"/>
-            <w:r>
-              <w:rPr>
-                <w:rFonts w:ascii="Arial" w:eastAsia="Arial" w:hAnsi="Arial"/>
-                <w:sz w:val="16"/>
-                <w:szCs w:val="16"/>
-              </w:rPr>
-              <w:t>.</w:t>
-            </w:r>
-          </w:p>
-        </w:tc>
-      </w:tr>
-      <w:tr>
-        <w:trPr>
-          <w:trHeight w:val="860"/>
-          <w:jc w:val="center"/>
-        </w:trPr>
-        <w:tc>
-          <w:tcPr>
-            <w:tcW w:w="1247" w:type="dxa"/>
-            <w:vAlign w:val="center"/>
-          </w:tcPr>
-          <w:p>
-            <w:pPr>
-              <w:spacing w:after="0" w:line="240" w:lineRule="auto"/>
-              <w:rPr>
-                <w:rFonts w:ascii="Arial" w:eastAsia="Arial" w:hAnsi="Arial"/>
-                <w:sz w:val="16"/>
-                <w:szCs w:val="16"/>
-              </w:rPr>
-            </w:pPr>
-            <w:r>
-              <w:rPr>
-                <w:rFonts w:ascii="Arial" w:eastAsia="Arial" w:hAnsi="Arial"/>
-                <w:sz w:val="16"/>
-                <w:szCs w:val="16"/>
-              </w:rPr>
-              <w:t>05.06.2026</w:t>
-            </w:r>
-          </w:p>
-        </w:tc>
-        <w:tc>
-          <w:tcPr>
-            <w:tcW w:w="2292" w:type="dxa"/>
-            <w:vAlign w:val="center"/>
-          </w:tcPr>
-          <w:p>
-            <w:pPr>
-              <w:spacing w:after="0" w:line="240" w:lineRule="auto"/>
-              <w:rPr>
-                <w:rFonts w:ascii="Arial" w:eastAsia="Arial" w:hAnsi="Arial"/>
-                <w:sz w:val="16"/>
-                <w:szCs w:val="16"/>
-              </w:rPr>
-            </w:pPr>
-            <w:r>
-              <w:rPr>
-                <w:rFonts w:ascii="Arial" w:eastAsia="Arial" w:hAnsi="Arial"/>
-                <w:sz w:val="16"/>
-                <w:szCs w:val="16"/>
-              </w:rPr>
-              <w:t>Livio Luna</w:t>
-            </w:r>
-            <w:r>
-              <w:rPr>
-                <w:rFonts w:ascii="Arial" w:eastAsia="Arial" w:hAnsi="Arial"/>
-                <w:sz w:val="16"/>
-                <w:szCs w:val="16"/>
-              </w:rPr>
-              <w:t>, Dominic Lolos,</w:t>
-            </w:r>
-          </w:p>
-        </w:tc>
-        <w:tc>
-          <w:tcPr>
-            <w:tcW w:w="2186" w:type="dxa"/>
-            <w:vAlign w:val="center"/>
-          </w:tcPr>
-          <w:p>
-            <w:pPr>
-              <w:spacing w:after="0" w:line="240" w:lineRule="auto"/>
-              <w:rPr>
-                <w:rFonts w:ascii="Arial" w:eastAsia="Arial" w:hAnsi="Arial"/>
-                <w:sz w:val="16"/>
-                <w:szCs w:val="16"/>
-              </w:rPr>
-            </w:pPr>
-            <w:r>
-              <w:rPr>
-                <w:rFonts w:ascii="Arial" w:eastAsia="Arial" w:hAnsi="Arial"/>
-                <w:sz w:val="16"/>
-                <w:szCs w:val="16"/>
-              </w:rPr>
-              <w:t xml:space="preserve">Business- und </w:t>
-            </w:r>
-            <w:proofErr w:type="spellStart"/>
-            <w:r>
-              <w:rPr>
-                <w:rFonts w:ascii="Arial" w:eastAsia="Arial" w:hAnsi="Arial"/>
-                <w:sz w:val="16"/>
-                <w:szCs w:val="16"/>
-              </w:rPr>
-              <w:t>Persistence</w:t>
-            </w:r>
-            <w:proofErr w:type="spellEnd"/>
-            <w:r>
-              <w:rPr>
-                <w:rFonts w:ascii="Arial" w:eastAsia="Arial" w:hAnsi="Arial"/>
-                <w:sz w:val="16"/>
-                <w:szCs w:val="16"/>
-              </w:rPr>
-              <w:t>-Modell erstellt.</w:t>
-            </w:r>
-          </w:p>
-        </w:tc>
-        <w:tc>
-          <w:tcPr>
-            <w:tcW w:w="2664" w:type="dxa"/>
-            <w:vAlign w:val="center"/>
-          </w:tcPr>
-          <w:p>
-            <w:pPr>
-              <w:spacing w:after="0" w:line="240" w:lineRule="auto"/>
-              <w:rPr>
-                <w:rFonts w:ascii="Arial" w:eastAsia="Arial" w:hAnsi="Arial"/>
-                <w:sz w:val="16"/>
-                <w:szCs w:val="16"/>
-              </w:rPr>
-            </w:pPr>
-            <w:proofErr w:type="spellStart"/>
-            <w:r>
-              <w:rPr>
-                <w:rFonts w:ascii="Arial" w:eastAsia="Arial" w:hAnsi="Arial"/>
-                <w:sz w:val="16"/>
-                <w:szCs w:val="16"/>
-              </w:rPr>
-              <w:t>AuftragService</w:t>
-            </w:r>
-            <w:proofErr w:type="spellEnd"/>
-            <w:r>
-              <w:rPr>
-                <w:rFonts w:ascii="Arial" w:eastAsia="Arial" w:hAnsi="Arial"/>
-                <w:sz w:val="16"/>
-                <w:szCs w:val="16"/>
-              </w:rPr>
-              <w:t xml:space="preserve">, </w:t>
-            </w:r>
-            <w:proofErr w:type="spellStart"/>
-            <w:r>
-              <w:rPr>
-                <w:rFonts w:ascii="Arial" w:eastAsia="Arial" w:hAnsi="Arial"/>
-                <w:sz w:val="16"/>
-                <w:szCs w:val="16"/>
-              </w:rPr>
-              <w:t>AuftragRepository</w:t>
-            </w:r>
-            <w:proofErr w:type="spellEnd"/>
-            <w:r>
-              <w:rPr>
-                <w:rFonts w:ascii="Arial" w:eastAsia="Arial" w:hAnsi="Arial"/>
-                <w:sz w:val="16"/>
-                <w:szCs w:val="16"/>
-              </w:rPr>
-              <w:t xml:space="preserve">, Factories und Mock-Repository </w:t>
-            </w:r>
-            <w:proofErr w:type="spellStart"/>
-            <w:r>
-              <w:rPr>
-                <w:rFonts w:ascii="Arial" w:eastAsia="Arial" w:hAnsi="Arial"/>
-                <w:sz w:val="16"/>
-                <w:szCs w:val="16"/>
-              </w:rPr>
-              <w:t>definiert</w:t>
-            </w:r>
-            <w:proofErr w:type="spellEnd"/>
-            <w:r>
-              <w:rPr>
-                <w:rFonts w:ascii="Arial" w:eastAsia="Arial" w:hAnsi="Arial"/>
-                <w:sz w:val="16"/>
-                <w:szCs w:val="16"/>
-              </w:rPr>
-              <w:t>.</w:t>
-            </w:r>
-          </w:p>
-        </w:tc>
-        <w:tc>
-          <w:tcPr>
-            <w:tcW w:w="1474" w:type="dxa"/>
-            <w:vAlign w:val="center"/>
-          </w:tcPr>
-          <w:p>
-            <w:pPr>
-              <w:spacing w:after="0" w:line="240" w:lineRule="auto"/>
-              <w:rPr>
-                <w:rFonts w:ascii="Arial" w:eastAsia="Arial" w:hAnsi="Arial"/>
-                <w:sz w:val="16"/>
-                <w:szCs w:val="16"/>
-              </w:rPr>
-            </w:pPr>
-            <w:proofErr w:type="spellStart"/>
-            <w:r>
-              <w:rPr>
-                <w:rFonts w:ascii="Arial" w:eastAsia="Arial" w:hAnsi="Arial"/>
-                <w:sz w:val="16"/>
-                <w:szCs w:val="16"/>
-              </w:rPr>
-              <w:t>Integriertes</w:t>
-            </w:r>
-            <w:proofErr w:type="spellEnd"/>
-            <w:r>
-              <w:rPr>
-                <w:rFonts w:ascii="Arial" w:eastAsia="Arial" w:hAnsi="Arial"/>
-                <w:sz w:val="16"/>
-                <w:szCs w:val="16"/>
-              </w:rPr>
-              <w:t xml:space="preserve"> Modell </w:t>
-            </w:r>
-            <w:proofErr w:type="spellStart"/>
-            <w:r>
-              <w:rPr>
-                <w:rFonts w:ascii="Arial" w:eastAsia="Arial" w:hAnsi="Arial"/>
-                <w:sz w:val="16"/>
-                <w:szCs w:val="16"/>
-              </w:rPr>
-              <w:t>prüfen</w:t>
-            </w:r>
-            <w:proofErr w:type="spellEnd"/>
-            <w:r>
-              <w:rPr>
-                <w:rFonts w:ascii="Arial" w:eastAsia="Arial" w:hAnsi="Arial"/>
-                <w:sz w:val="16"/>
-                <w:szCs w:val="16"/>
-              </w:rPr>
-              <w:t>.</w:t>
-            </w:r>
-          </w:p>
-        </w:tc>
-      </w:tr>
-      <w:tr>
-        <w:trPr>
-          <w:trHeight w:val="939"/>
-          <w:jc w:val="center"/>
-        </w:trPr>
-        <w:tc>
-          <w:tcPr>
-            <w:tcW w:w="1247" w:type="dxa"/>
-            <w:shd w:val="clear" w:color="auto" w:fill="EAF3F8"/>
-            <w:vAlign w:val="center"/>
-          </w:tcPr>
-          <w:p>
-            <w:pPr>
-              <w:spacing w:after="0" w:line="240" w:lineRule="auto"/>
-              <w:rPr>
-                <w:rFonts w:ascii="Arial" w:eastAsia="Arial" w:hAnsi="Arial"/>
-                <w:sz w:val="16"/>
-                <w:szCs w:val="16"/>
-              </w:rPr>
-            </w:pPr>
-            <w:r>
-              <w:rPr>
-                <w:rFonts w:ascii="Arial" w:eastAsia="Arial" w:hAnsi="Arial"/>
-                <w:sz w:val="16"/>
-                <w:szCs w:val="16"/>
-              </w:rPr>
-              <w:t>05.06.2026</w:t>
-            </w:r>
-          </w:p>
-        </w:tc>
-        <w:tc>
-          <w:tcPr>
-            <w:tcW w:w="2292" w:type="dxa"/>
-            <w:shd w:val="clear" w:color="auto" w:fill="EAF3F8"/>
-            <w:vAlign w:val="center"/>
-          </w:tcPr>
-          <w:p>
-            <w:pPr>
-              <w:spacing w:after="0" w:line="240" w:lineRule="auto"/>
-              <w:rPr>
-                <w:rFonts w:ascii="Arial" w:eastAsia="Arial" w:hAnsi="Arial"/>
-                <w:sz w:val="16"/>
-                <w:szCs w:val="16"/>
-              </w:rPr>
-            </w:pPr>
-            <w:r>
-              <w:rPr>
-                <w:rFonts w:ascii="Arial" w:eastAsia="Arial" w:hAnsi="Arial"/>
-                <w:sz w:val="16"/>
-                <w:szCs w:val="16"/>
-              </w:rPr>
-              <w:t>Livio Luna</w:t>
-            </w:r>
-            <w:r>
-              <w:rPr>
-                <w:rFonts w:ascii="Arial" w:eastAsia="Arial" w:hAnsi="Arial"/>
-                <w:sz w:val="16"/>
-                <w:szCs w:val="16"/>
-              </w:rPr>
-              <w:t>, Dominic Lolos,</w:t>
-            </w:r>
-          </w:p>
-        </w:tc>
-        <w:tc>
-          <w:tcPr>
-            <w:tcW w:w="2186" w:type="dxa"/>
-            <w:shd w:val="clear" w:color="auto" w:fill="EAF3F8"/>
-            <w:vAlign w:val="center"/>
-          </w:tcPr>
-          <w:p>
-            <w:pPr>
-              <w:spacing w:after="0" w:line="240" w:lineRule="auto"/>
-              <w:rPr>
-                <w:rFonts w:ascii="Arial" w:eastAsia="Arial" w:hAnsi="Arial"/>
-                <w:sz w:val="16"/>
-                <w:szCs w:val="16"/>
-              </w:rPr>
-            </w:pPr>
-            <w:proofErr w:type="spellStart"/>
-            <w:r>
-              <w:rPr>
-                <w:rFonts w:ascii="Arial" w:eastAsia="Arial" w:hAnsi="Arial"/>
-                <w:sz w:val="16"/>
-                <w:szCs w:val="16"/>
-              </w:rPr>
-              <w:t>Komponentendiagramm</w:t>
-            </w:r>
-            <w:proofErr w:type="spellEnd"/>
-            <w:r>
-              <w:rPr>
-                <w:rFonts w:ascii="Arial" w:eastAsia="Arial" w:hAnsi="Arial"/>
-                <w:sz w:val="16"/>
-                <w:szCs w:val="16"/>
-              </w:rPr>
-              <w:t xml:space="preserve"> und </w:t>
-            </w:r>
-            <w:proofErr w:type="spellStart"/>
-            <w:r>
-              <w:rPr>
-                <w:rFonts w:ascii="Arial" w:eastAsia="Arial" w:hAnsi="Arial"/>
-                <w:sz w:val="16"/>
-                <w:szCs w:val="16"/>
-              </w:rPr>
-              <w:t>Sequenzdiagramm</w:t>
-            </w:r>
-            <w:proofErr w:type="spellEnd"/>
-            <w:r>
-              <w:rPr>
-                <w:rFonts w:ascii="Arial" w:eastAsia="Arial" w:hAnsi="Arial"/>
-                <w:sz w:val="16"/>
-                <w:szCs w:val="16"/>
-              </w:rPr>
-              <w:t xml:space="preserve"> </w:t>
-            </w:r>
-            <w:proofErr w:type="spellStart"/>
-            <w:r>
-              <w:rPr>
-                <w:rFonts w:ascii="Arial" w:eastAsia="Arial" w:hAnsi="Arial"/>
-                <w:sz w:val="16"/>
-                <w:szCs w:val="16"/>
-              </w:rPr>
-              <w:t>erstellt</w:t>
-            </w:r>
-            <w:proofErr w:type="spellEnd"/>
-            <w:r>
-              <w:rPr>
-                <w:rFonts w:ascii="Arial" w:eastAsia="Arial" w:hAnsi="Arial"/>
-                <w:sz w:val="16"/>
-                <w:szCs w:val="16"/>
-              </w:rPr>
-              <w:t>.</w:t>
-            </w:r>
-          </w:p>
-        </w:tc>
-        <w:tc>
-          <w:tcPr>
-            <w:tcW w:w="2664" w:type="dxa"/>
-            <w:shd w:val="clear" w:color="auto" w:fill="EAF3F8"/>
-            <w:vAlign w:val="center"/>
-          </w:tcPr>
-          <w:p>
-            <w:pPr>
-              <w:spacing w:after="0" w:line="240" w:lineRule="auto"/>
-              <w:rPr>
-                <w:rFonts w:ascii="Arial" w:eastAsia="Arial" w:hAnsi="Arial"/>
-                <w:sz w:val="16"/>
-                <w:szCs w:val="16"/>
-              </w:rPr>
-            </w:pPr>
-            <w:r>
-              <w:rPr>
-                <w:rFonts w:ascii="Arial" w:eastAsia="Arial" w:hAnsi="Arial"/>
-                <w:sz w:val="16"/>
-                <w:szCs w:val="16"/>
-              </w:rPr>
-              <w:t>3-Schichtenmodell und UC1 Normalablauf dokumentiert.</w:t>
-            </w:r>
-          </w:p>
-        </w:tc>
-        <w:tc>
-          <w:tcPr>
-            <w:tcW w:w="1474" w:type="dxa"/>
-            <w:shd w:val="clear" w:color="auto" w:fill="EAF3F8"/>
-            <w:vAlign w:val="center"/>
-          </w:tcPr>
-          <w:p>
-            <w:pPr>
-              <w:spacing w:after="0" w:line="240" w:lineRule="auto"/>
-              <w:rPr>
-                <w:rFonts w:ascii="Arial" w:eastAsia="Arial" w:hAnsi="Arial"/>
-                <w:sz w:val="16"/>
-                <w:szCs w:val="16"/>
-              </w:rPr>
-            </w:pPr>
-            <w:r>
-              <w:rPr>
-                <w:rFonts w:ascii="Arial" w:eastAsia="Arial" w:hAnsi="Arial"/>
-                <w:sz w:val="16"/>
-                <w:szCs w:val="16"/>
-              </w:rPr>
-              <w:t xml:space="preserve">DOCX und PDF </w:t>
-            </w:r>
-            <w:proofErr w:type="spellStart"/>
-            <w:r>
-              <w:rPr>
-                <w:rFonts w:ascii="Arial" w:eastAsia="Arial" w:hAnsi="Arial"/>
-                <w:sz w:val="16"/>
-                <w:szCs w:val="16"/>
-              </w:rPr>
-              <w:t>finalisieren</w:t>
-            </w:r>
-            <w:proofErr w:type="spellEnd"/>
-            <w:r>
-              <w:rPr>
-                <w:rFonts w:ascii="Arial" w:eastAsia="Arial" w:hAnsi="Arial"/>
-                <w:sz w:val="16"/>
-                <w:szCs w:val="16"/>
-              </w:rPr>
-              <w:t>.</w:t>
-            </w:r>
-          </w:p>
-        </w:tc>
-      </w:tr>
-    </w:tbl>
     <w:p>
       <w:pPr>
-        <w:spacing w:after="40"/>
+        <w:rPr>
+          <w:lang w:val="de-CH"/>
+        </w:rPr>
       </w:pPr>
+      <w:r>
+        <w:rPr>
+          <w:lang w:val="de-CH"/>
+        </w:rPr>
+        <w:t xml:space="preserve">Das Arbeitsprotokoll wird kontinuierlich gepflegt und befindet sich in der </w:t>
+      </w:r>
+      <w:proofErr w:type="spellStart"/>
+      <w:r>
+        <w:rPr>
+          <w:lang w:val="de-CH"/>
+        </w:rPr>
+        <w:t>Git</w:t>
+      </w:r>
+      <w:proofErr w:type="spellEnd"/>
+      <w:r>
+        <w:rPr>
+          <w:lang w:val="de-CH"/>
+        </w:rPr>
+        <w:t xml:space="preserve">-Repository-Struktur unter dem Pfad: </w:t>
+      </w:r>
+      <w:r>
+        <w:rPr>
+          <w:b/>
+          <w:bCs/>
+          <w:lang w:val="de-CH"/>
+        </w:rPr>
+        <w:t>HF_Juventus_SoftwareEntwicklung_WerkstattPilot/WerkstattPilot/02_dokumentation/arbeitsgruppe3-arbeitsprotokoll.xlsx.</w:t>
+      </w:r>
     </w:p>
-    <w:p/>
     <w:p>
       <w:pPr>
         <w:pStyle w:val="berschrift1"/>
